--- a/Entrega Python.docx
+++ b/Entrega Python.docx
@@ -11,9 +11,9 @@
           <w:noProof/>
         </w:rPr>
         <w:drawing>
-          <wp:inline distT="0" distB="0" distL="0" distR="0" wp14:anchorId="25A57917" wp14:editId="1F7A867B">
-            <wp:extent cx="1632857" cy="472440"/>
-            <wp:effectExtent l="0" t="0" r="5715" b="3810"/>
+          <wp:inline distT="0" distB="0" distL="0" distR="0" wp14:anchorId="25A57917" wp14:editId="2A8150B3">
+            <wp:extent cx="969645" cy="280550"/>
+            <wp:effectExtent l="0" t="0" r="1905" b="5715"/>
             <wp:docPr id="762358199" name="Imagem 2"/>
             <wp:cNvGraphicFramePr>
               <a:graphicFrameLocks xmlns:a="http://schemas.openxmlformats.org/drawingml/2006/main" noChangeAspect="1"/>
@@ -43,7 +43,7 @@
                   <pic:spPr bwMode="auto">
                     <a:xfrm>
                       <a:off x="0" y="0"/>
-                      <a:ext cx="1668087" cy="482633"/>
+                      <a:ext cx="1015296" cy="293758"/>
                     </a:xfrm>
                     <a:prstGeom prst="rect">
                       <a:avLst/>
@@ -101,6 +101,64 @@
         <w:jc w:val="center"/>
       </w:pPr>
       <w:r>
+        <w:rPr>
+          <w:noProof/>
+        </w:rPr>
+        <w:drawing>
+          <wp:inline distT="0" distB="0" distL="0" distR="0" wp14:anchorId="35C03AA8" wp14:editId="2A971F3E">
+            <wp:extent cx="594360" cy="594360"/>
+            <wp:effectExtent l="0" t="0" r="0" b="0"/>
+            <wp:docPr id="1492329232" name="Imagem 3"/>
+            <wp:cNvGraphicFramePr>
+              <a:graphicFrameLocks xmlns:a="http://schemas.openxmlformats.org/drawingml/2006/main" noChangeAspect="1"/>
+            </wp:cNvGraphicFramePr>
+            <a:graphic xmlns:a="http://schemas.openxmlformats.org/drawingml/2006/main">
+              <a:graphicData uri="http://schemas.openxmlformats.org/drawingml/2006/picture">
+                <pic:pic xmlns:pic="http://schemas.openxmlformats.org/drawingml/2006/picture">
+                  <pic:nvPicPr>
+                    <pic:cNvPr id="0" name="Picture 8"/>
+                    <pic:cNvPicPr>
+                      <a:picLocks noChangeAspect="1" noChangeArrowheads="1"/>
+                    </pic:cNvPicPr>
+                  </pic:nvPicPr>
+                  <pic:blipFill>
+                    <a:blip r:embed="rId7" cstate="print">
+                      <a:extLst>
+                        <a:ext uri="{28A0092B-C50C-407E-A947-70E740481C1C}">
+                          <a14:useLocalDpi xmlns:a14="http://schemas.microsoft.com/office/drawing/2010/main" val="0"/>
+                        </a:ext>
+                      </a:extLst>
+                    </a:blip>
+                    <a:srcRect/>
+                    <a:stretch>
+                      <a:fillRect/>
+                    </a:stretch>
+                  </pic:blipFill>
+                  <pic:spPr bwMode="auto">
+                    <a:xfrm>
+                      <a:off x="0" y="0"/>
+                      <a:ext cx="594360" cy="594360"/>
+                    </a:xfrm>
+                    <a:prstGeom prst="rect">
+                      <a:avLst/>
+                    </a:prstGeom>
+                    <a:noFill/>
+                    <a:ln>
+                      <a:noFill/>
+                    </a:ln>
+                  </pic:spPr>
+                </pic:pic>
+              </a:graphicData>
+            </a:graphic>
+          </wp:inline>
+        </w:drawing>
+      </w:r>
+    </w:p>
+    <w:p>
+      <w:pPr>
+        <w:jc w:val="center"/>
+      </w:pPr>
+      <w:r>
         <w:t>Adalto Massashiro Nagabe RM 572298</w:t>
       </w:r>
     </w:p>
@@ -175,8 +233,6 @@
     <w:p/>
     <w:p/>
     <w:p/>
-    <w:p/>
-    <w:p/>
     <w:p>
       <w:pPr>
         <w:jc w:val="center"/>
@@ -187,6 +243,15 @@
     </w:p>
     <w:sdt>
       <w:sdtPr>
+        <w:rPr>
+          <w:rFonts w:asciiTheme="minorHAnsi" w:eastAsiaTheme="minorHAnsi" w:hAnsiTheme="minorHAnsi" w:cstheme="minorBidi"/>
+          <w:color w:val="auto"/>
+          <w:kern w:val="2"/>
+          <w:sz w:val="22"/>
+          <w:szCs w:val="22"/>
+          <w:lang w:eastAsia="en-US"/>
+          <w14:ligatures w14:val="standardContextual"/>
+        </w:rPr>
         <w:id w:val="542643942"/>
         <w:docPartObj>
           <w:docPartGallery w:val="Table of Contents"/>
@@ -195,15 +260,8 @@
       </w:sdtPr>
       <w:sdtEndPr>
         <w:rPr>
-          <w:rFonts w:asciiTheme="minorHAnsi" w:eastAsiaTheme="minorHAnsi" w:hAnsiTheme="minorHAnsi" w:cstheme="minorBidi"/>
-          <w:b/>
-          <w:bCs/>
-          <w:color w:val="auto"/>
-          <w:kern w:val="2"/>
-          <w:sz w:val="22"/>
-          <w:szCs w:val="22"/>
-          <w:lang w:eastAsia="en-US"/>
-          <w14:ligatures w14:val="standardContextual"/>
+          <w:b/>
+          <w:bCs/>
         </w:rPr>
       </w:sdtEndPr>
       <w:sdtContent>
@@ -253,7 +311,11 @@
               <w:tab w:val="right" w:leader="dot" w:pos="9061"/>
             </w:tabs>
             <w:rPr>
+              <w:rFonts w:eastAsiaTheme="minorEastAsia"/>
               <w:noProof/>
+              <w:sz w:val="24"/>
+              <w:szCs w:val="24"/>
+              <w:lang w:eastAsia="pt-BR"/>
             </w:rPr>
           </w:pPr>
           <w:r>
@@ -265,7 +327,7 @@
           <w:r>
             <w:fldChar w:fldCharType="separate"/>
           </w:r>
-          <w:hyperlink w:anchor="_Toc230187221" w:history="1">
+          <w:hyperlink w:anchor="_Toc230468537" w:history="1">
             <w:r>
               <w:rPr>
                 <w:rStyle w:val="Hyperlink"/>
@@ -278,7 +340,11 @@
             </w:r>
             <w:r>
               <w:rPr>
+                <w:rFonts w:eastAsiaTheme="minorEastAsia"/>
                 <w:noProof/>
+                <w:sz w:val="24"/>
+                <w:szCs w:val="24"/>
+                <w:lang w:eastAsia="pt-BR"/>
               </w:rPr>
               <w:tab/>
             </w:r>
@@ -311,7 +377,7 @@
                 <w:noProof/>
                 <w:webHidden/>
               </w:rPr>
-              <w:instrText xml:space="preserve"> PAGEREF _Toc230187221 \h </w:instrText>
+              <w:instrText xml:space="preserve"> PAGEREF _Toc230468537 \h </w:instrText>
             </w:r>
             <w:r>
               <w:rPr>
@@ -350,10 +416,14 @@
               <w:tab w:val="right" w:leader="dot" w:pos="9061"/>
             </w:tabs>
             <w:rPr>
+              <w:rFonts w:eastAsiaTheme="minorEastAsia"/>
               <w:noProof/>
+              <w:sz w:val="24"/>
+              <w:szCs w:val="24"/>
+              <w:lang w:eastAsia="pt-BR"/>
             </w:rPr>
           </w:pPr>
-          <w:hyperlink w:anchor="_Toc230187222" w:history="1">
+          <w:hyperlink w:anchor="_Toc230468538" w:history="1">
             <w:r>
               <w:rPr>
                 <w:rStyle w:val="Hyperlink"/>
@@ -366,7 +436,11 @@
             </w:r>
             <w:r>
               <w:rPr>
+                <w:rFonts w:eastAsiaTheme="minorEastAsia"/>
                 <w:noProof/>
+                <w:sz w:val="24"/>
+                <w:szCs w:val="24"/>
+                <w:lang w:eastAsia="pt-BR"/>
               </w:rPr>
               <w:tab/>
             </w:r>
@@ -399,7 +473,7 @@
                 <w:noProof/>
                 <w:webHidden/>
               </w:rPr>
-              <w:instrText xml:space="preserve"> PAGEREF _Toc230187222 \h </w:instrText>
+              <w:instrText xml:space="preserve"> PAGEREF _Toc230468538 \h </w:instrText>
             </w:r>
             <w:r>
               <w:rPr>
@@ -438,10 +512,14 @@
               <w:tab w:val="right" w:leader="dot" w:pos="9061"/>
             </w:tabs>
             <w:rPr>
+              <w:rFonts w:eastAsiaTheme="minorEastAsia"/>
               <w:noProof/>
+              <w:sz w:val="24"/>
+              <w:szCs w:val="24"/>
+              <w:lang w:eastAsia="pt-BR"/>
             </w:rPr>
           </w:pPr>
-          <w:hyperlink w:anchor="_Toc230187223" w:history="1">
+          <w:hyperlink w:anchor="_Toc230468539" w:history="1">
             <w:r>
               <w:rPr>
                 <w:rStyle w:val="Hyperlink"/>
@@ -454,7 +532,11 @@
             </w:r>
             <w:r>
               <w:rPr>
+                <w:rFonts w:eastAsiaTheme="minorEastAsia"/>
                 <w:noProof/>
+                <w:sz w:val="24"/>
+                <w:szCs w:val="24"/>
+                <w:lang w:eastAsia="pt-BR"/>
               </w:rPr>
               <w:tab/>
             </w:r>
@@ -466,7 +548,7 @@
                 <w:bCs/>
                 <w:noProof/>
               </w:rPr>
-              <w:t>PSEUDOCÓGICO</w:t>
+              <w:t>LINK PARA O VÍDEO PITCH</w:t>
             </w:r>
             <w:r>
               <w:rPr>
@@ -487,7 +569,7 @@
                 <w:noProof/>
                 <w:webHidden/>
               </w:rPr>
-              <w:instrText xml:space="preserve"> PAGEREF _Toc230187223 \h </w:instrText>
+              <w:instrText xml:space="preserve"> PAGEREF _Toc230468539 \h </w:instrText>
             </w:r>
             <w:r>
               <w:rPr>
@@ -526,10 +608,14 @@
               <w:tab w:val="right" w:leader="dot" w:pos="9061"/>
             </w:tabs>
             <w:rPr>
+              <w:rFonts w:eastAsiaTheme="minorEastAsia"/>
               <w:noProof/>
+              <w:sz w:val="24"/>
+              <w:szCs w:val="24"/>
+              <w:lang w:eastAsia="pt-BR"/>
             </w:rPr>
           </w:pPr>
-          <w:hyperlink w:anchor="_Toc230187224" w:history="1">
+          <w:hyperlink w:anchor="_Toc230468540" w:history="1">
             <w:r>
               <w:rPr>
                 <w:rStyle w:val="Hyperlink"/>
@@ -542,7 +628,107 @@
             </w:r>
             <w:r>
               <w:rPr>
+                <w:rFonts w:eastAsiaTheme="minorEastAsia"/>
                 <w:noProof/>
+                <w:sz w:val="24"/>
+                <w:szCs w:val="24"/>
+                <w:lang w:eastAsia="pt-BR"/>
+              </w:rPr>
+              <w:tab/>
+            </w:r>
+            <w:r>
+              <w:rPr>
+                <w:rStyle w:val="Hyperlink"/>
+                <w:rFonts w:ascii="Arial" w:hAnsi="Arial" w:cs="Arial"/>
+                <w:b/>
+                <w:bCs/>
+                <w:noProof/>
+              </w:rPr>
+              <w:t>PSEUDOCÓGICO</w:t>
+            </w:r>
+            <w:r>
+              <w:rPr>
+                <w:noProof/>
+                <w:webHidden/>
+              </w:rPr>
+              <w:tab/>
+            </w:r>
+            <w:r>
+              <w:rPr>
+                <w:noProof/>
+                <w:webHidden/>
+              </w:rPr>
+              <w:fldChar w:fldCharType="begin"/>
+            </w:r>
+            <w:r>
+              <w:rPr>
+                <w:noProof/>
+                <w:webHidden/>
+              </w:rPr>
+              <w:instrText xml:space="preserve"> PAGEREF _Toc230468540 \h </w:instrText>
+            </w:r>
+            <w:r>
+              <w:rPr>
+                <w:noProof/>
+                <w:webHidden/>
+              </w:rPr>
+            </w:r>
+            <w:r>
+              <w:rPr>
+                <w:noProof/>
+                <w:webHidden/>
+              </w:rPr>
+              <w:fldChar w:fldCharType="separate"/>
+            </w:r>
+            <w:r>
+              <w:rPr>
+                <w:noProof/>
+                <w:webHidden/>
+              </w:rPr>
+              <w:t>4</w:t>
+            </w:r>
+            <w:r>
+              <w:rPr>
+                <w:noProof/>
+                <w:webHidden/>
+              </w:rPr>
+              <w:fldChar w:fldCharType="end"/>
+            </w:r>
+          </w:hyperlink>
+        </w:p>
+        <w:p>
+          <w:pPr>
+            <w:pStyle w:val="Sumrio1"/>
+            <w:tabs>
+              <w:tab w:val="left" w:pos="480"/>
+              <w:tab w:val="right" w:leader="dot" w:pos="9061"/>
+            </w:tabs>
+            <w:rPr>
+              <w:rFonts w:eastAsiaTheme="minorEastAsia"/>
+              <w:noProof/>
+              <w:sz w:val="24"/>
+              <w:szCs w:val="24"/>
+              <w:lang w:eastAsia="pt-BR"/>
+            </w:rPr>
+          </w:pPr>
+          <w:hyperlink w:anchor="_Toc230468541" w:history="1">
+            <w:r>
+              <w:rPr>
+                <w:rStyle w:val="Hyperlink"/>
+                <w:rFonts w:ascii="Arial" w:hAnsi="Arial" w:cs="Arial"/>
+                <w:b/>
+                <w:bCs/>
+                <w:noProof/>
+              </w:rPr>
+              <w:t>5.</w:t>
+            </w:r>
+            <w:r>
+              <w:rPr>
+                <w:rFonts w:eastAsiaTheme="minorEastAsia"/>
+                <w:noProof/>
+                <w:sz w:val="24"/>
+                <w:szCs w:val="24"/>
+                <w:lang w:eastAsia="pt-BR"/>
               </w:rPr>
               <w:tab/>
             </w:r>
@@ -575,7 +761,7 @@
                 <w:noProof/>
                 <w:webHidden/>
               </w:rPr>
-              <w:instrText xml:space="preserve"> PAGEREF _Toc230187224 \h </w:instrText>
+              <w:instrText xml:space="preserve"> PAGEREF _Toc230468541 \h </w:instrText>
             </w:r>
             <w:r>
               <w:rPr>
@@ -658,7 +844,7 @@
           <w:szCs w:val="24"/>
         </w:rPr>
       </w:pPr>
-      <w:bookmarkStart w:id="0" w:name="_Toc230187221"/>
+      <w:bookmarkStart w:id="0" w:name="_Toc230468537"/>
       <w:r>
         <w:rPr>
           <w:rFonts w:ascii="Arial" w:hAnsi="Arial" w:cs="Arial"/>
@@ -668,7 +854,6 @@
           <w:sz w:val="24"/>
           <w:szCs w:val="24"/>
         </w:rPr>
-        <w:lastRenderedPageBreak/>
         <w:t>INTRODUÇÃO</w:t>
       </w:r>
       <w:bookmarkEnd w:id="0"/>
@@ -909,7 +1094,7 @@
           <w:szCs w:val="24"/>
         </w:rPr>
       </w:pPr>
-      <w:bookmarkStart w:id="1" w:name="_Toc230187222"/>
+      <w:bookmarkStart w:id="1" w:name="_Toc230468538"/>
       <w:r>
         <w:rPr>
           <w:rFonts w:ascii="Arial" w:hAnsi="Arial" w:cs="Arial"/>
@@ -1097,19 +1282,51 @@
     </w:p>
     <w:p>
       <w:pPr>
-        <w:spacing w:after="0"/>
-        <w:rPr>
-          <w:b/>
-          <w:bCs/>
-        </w:rPr>
-      </w:pPr>
-    </w:p>
-    <w:p>
-      <w:pPr>
-        <w:spacing w:after="0"/>
-        <w:rPr>
-          <w:b/>
-          <w:bCs/>
+        <w:spacing w:after="0" w:line="360" w:lineRule="auto"/>
+        <w:ind w:left="357"/>
+        <w:jc w:val="both"/>
+        <w:rPr>
+          <w:rFonts w:ascii="Arial" w:hAnsi="Arial" w:cs="Arial"/>
+        </w:rPr>
+      </w:pPr>
+      <w:r>
+        <w:rPr>
+          <w:rFonts w:ascii="Arial" w:hAnsi="Arial" w:cs="Arial"/>
+        </w:rPr>
+        <w:t xml:space="preserve">Este documento contém, além do pseudocódigo e o fluxograma de desenvolvimento, o vídeo </w:t>
+      </w:r>
+      <w:proofErr w:type="spellStart"/>
+      <w:r>
+        <w:rPr>
+          <w:rFonts w:ascii="Arial" w:hAnsi="Arial" w:cs="Arial"/>
+        </w:rPr>
+        <w:t>pitch</w:t>
+      </w:r>
+      <w:proofErr w:type="spellEnd"/>
+      <w:r>
+        <w:rPr>
+          <w:rFonts w:ascii="Arial" w:hAnsi="Arial" w:cs="Arial"/>
+        </w:rPr>
+        <w:t xml:space="preserve"> mostrando as funcionalidades do sistema.</w:t>
+      </w:r>
+    </w:p>
+    <w:p>
+      <w:pPr>
+        <w:spacing w:after="0" w:line="360" w:lineRule="auto"/>
+        <w:ind w:left="357"/>
+        <w:jc w:val="both"/>
+        <w:rPr>
+          <w:rFonts w:ascii="Arial" w:hAnsi="Arial" w:cs="Arial"/>
+        </w:rPr>
+      </w:pPr>
+    </w:p>
+    <w:p>
+      <w:pPr>
+        <w:spacing w:after="0" w:line="360" w:lineRule="auto"/>
+        <w:ind w:left="357"/>
+        <w:jc w:val="both"/>
+        <w:rPr>
+          <w:rFonts w:ascii="Arial" w:hAnsi="Arial" w:cs="Arial"/>
         </w:rPr>
       </w:pPr>
     </w:p>
@@ -1130,7 +1347,7 @@
           <w:szCs w:val="24"/>
         </w:rPr>
       </w:pPr>
-      <w:bookmarkStart w:id="2" w:name="_Toc230187223"/>
+      <w:bookmarkStart w:id="2" w:name="_Toc230468539"/>
       <w:r>
         <w:rPr>
           <w:rFonts w:ascii="Arial" w:hAnsi="Arial" w:cs="Arial"/>
@@ -1140,1924 +1357,65 @@
           <w:sz w:val="24"/>
           <w:szCs w:val="24"/>
         </w:rPr>
-        <w:t>PSEUDOCÓGICO</w:t>
+        <w:t>LINK PARA O VÍDEO PITCH</w:t>
       </w:r>
       <w:bookmarkEnd w:id="2"/>
     </w:p>
     <w:p>
       <w:pPr>
-        <w:spacing w:after="0"/>
-        <w:ind w:left="284"/>
-        <w:rPr>
-          <w:b/>
-          <w:bCs/>
-        </w:rPr>
-      </w:pPr>
-    </w:p>
-    <w:p>
-      <w:pPr>
-        <w:spacing w:after="0"/>
+        <w:spacing w:after="0" w:line="360" w:lineRule="auto"/>
         <w:ind w:left="357"/>
-        <w:rPr>
-          <w:b/>
-          <w:bCs/>
-        </w:rPr>
-      </w:pPr>
-      <w:r>
-        <w:rPr>
-          <w:b/>
-          <w:bCs/>
-        </w:rPr>
-        <w:t xml:space="preserve">Algoritmo </w:t>
-      </w:r>
-      <w:proofErr w:type="spellStart"/>
-      <w:r>
-        <w:rPr>
-          <w:b/>
-          <w:bCs/>
-        </w:rPr>
-        <w:t>Sistema_Menu_SoulUp</w:t>
-      </w:r>
-      <w:proofErr w:type="spellEnd"/>
-    </w:p>
-    <w:p>
-      <w:pPr>
-        <w:spacing w:after="0"/>
+        <w:jc w:val="both"/>
+        <w:rPr>
+          <w:rFonts w:ascii="Arial" w:hAnsi="Arial" w:cs="Arial"/>
+        </w:rPr>
+      </w:pPr>
+    </w:p>
+    <w:p>
+      <w:pPr>
+        <w:spacing w:after="0" w:line="360" w:lineRule="auto"/>
         <w:ind w:left="357"/>
-        <w:rPr>
-          <w:b/>
-          <w:bCs/>
-        </w:rPr>
-      </w:pPr>
-    </w:p>
-    <w:p>
-      <w:pPr>
-        <w:spacing w:after="0"/>
-        <w:ind w:left="357"/>
-        <w:rPr>
-          <w:b/>
-          <w:bCs/>
-        </w:rPr>
-      </w:pPr>
-      <w:r>
-        <w:rPr>
-          <w:b/>
-          <w:bCs/>
-        </w:rPr>
-        <w:t xml:space="preserve">Variáveis </w:t>
-      </w:r>
-    </w:p>
-    <w:p>
-      <w:pPr>
-        <w:spacing w:after="0"/>
-        <w:ind w:left="357" w:firstLine="708"/>
-        <w:rPr>
-          <w:b/>
-          <w:bCs/>
-        </w:rPr>
-      </w:pPr>
-      <w:proofErr w:type="spellStart"/>
-      <w:r>
-        <w:rPr>
-          <w:b/>
-          <w:bCs/>
-        </w:rPr>
-        <w:t>opcao</w:t>
-      </w:r>
-      <w:proofErr w:type="spellEnd"/>
-      <w:r>
-        <w:rPr>
-          <w:b/>
-          <w:bCs/>
-        </w:rPr>
-        <w:t xml:space="preserve">, i, </w:t>
-      </w:r>
-      <w:proofErr w:type="gramStart"/>
-      <w:r>
-        <w:rPr>
-          <w:b/>
-          <w:bCs/>
-        </w:rPr>
-        <w:t>contador :</w:t>
-      </w:r>
-      <w:proofErr w:type="gramEnd"/>
-      <w:r>
-        <w:rPr>
-          <w:b/>
-          <w:bCs/>
-        </w:rPr>
-        <w:t xml:space="preserve"> Inteiro </w:t>
-      </w:r>
-    </w:p>
-    <w:p>
-      <w:pPr>
-        <w:spacing w:after="0"/>
-        <w:ind w:left="708" w:firstLine="357"/>
-        <w:rPr>
-          <w:b/>
-          <w:bCs/>
-        </w:rPr>
-      </w:pPr>
-      <w:proofErr w:type="spellStart"/>
-      <w:proofErr w:type="gramStart"/>
-      <w:r>
-        <w:rPr>
-          <w:b/>
-          <w:bCs/>
-        </w:rPr>
-        <w:t>historico</w:t>
-      </w:r>
-      <w:proofErr w:type="spellEnd"/>
-      <w:r>
-        <w:rPr>
-          <w:b/>
-          <w:bCs/>
-        </w:rPr>
-        <w:t xml:space="preserve"> :</w:t>
-      </w:r>
-      <w:proofErr w:type="gramEnd"/>
-      <w:r>
-        <w:rPr>
-          <w:b/>
-          <w:bCs/>
-        </w:rPr>
-        <w:t xml:space="preserve"> Vetor de Inteiros // Lista dinâmica para o histórico</w:t>
-      </w:r>
-    </w:p>
-    <w:p>
-      <w:pPr>
-        <w:spacing w:after="0"/>
-        <w:ind w:left="357"/>
-        <w:rPr>
-          <w:b/>
-          <w:bCs/>
-        </w:rPr>
-      </w:pPr>
-    </w:p>
-    <w:p>
-      <w:pPr>
-        <w:spacing w:after="0"/>
-        <w:ind w:left="357"/>
-        <w:rPr>
-          <w:b/>
-          <w:bCs/>
-        </w:rPr>
-      </w:pPr>
-      <w:r>
-        <w:rPr>
-          <w:b/>
-          <w:bCs/>
-        </w:rPr>
-        <w:t>Início // Laço principal do menu</w:t>
-      </w:r>
-    </w:p>
-    <w:p>
-      <w:pPr>
-        <w:spacing w:after="0"/>
-        <w:ind w:left="357"/>
-        <w:rPr>
-          <w:b/>
-          <w:bCs/>
-        </w:rPr>
-      </w:pPr>
-    </w:p>
-    <w:p>
-      <w:pPr>
-        <w:spacing w:after="0"/>
-        <w:ind w:left="357"/>
-        <w:rPr>
-          <w:b/>
-          <w:bCs/>
-        </w:rPr>
-      </w:pPr>
-      <w:r>
-        <w:rPr>
-          <w:b/>
-          <w:bCs/>
-        </w:rPr>
-        <w:t xml:space="preserve">Repita </w:t>
-      </w:r>
-    </w:p>
-    <w:p>
-      <w:pPr>
-        <w:spacing w:after="0"/>
-        <w:ind w:left="357" w:firstLine="708"/>
-        <w:rPr>
-          <w:b/>
-          <w:bCs/>
-        </w:rPr>
-      </w:pPr>
-      <w:proofErr w:type="gramStart"/>
-      <w:r>
-        <w:rPr>
-          <w:b/>
-          <w:bCs/>
-        </w:rPr>
-        <w:t>Escreva(</w:t>
-      </w:r>
-      <w:proofErr w:type="gramEnd"/>
-      <w:r>
-        <w:rPr>
-          <w:b/>
-          <w:bCs/>
-        </w:rPr>
-        <w:t>"Escolha uma das opções:")</w:t>
-      </w:r>
-    </w:p>
-    <w:p>
-      <w:pPr>
-        <w:spacing w:after="0"/>
-        <w:ind w:left="357" w:firstLine="708"/>
-        <w:rPr>
-          <w:b/>
-          <w:bCs/>
-        </w:rPr>
-      </w:pPr>
-      <w:proofErr w:type="gramStart"/>
-      <w:r>
-        <w:rPr>
-          <w:b/>
-          <w:bCs/>
-        </w:rPr>
-        <w:t>Escreva(</w:t>
-      </w:r>
-      <w:proofErr w:type="gramEnd"/>
-      <w:r>
-        <w:rPr>
-          <w:b/>
-          <w:bCs/>
-        </w:rPr>
-        <w:t>"1 - Explorar posts")</w:t>
-      </w:r>
-    </w:p>
-    <w:p>
-      <w:pPr>
-        <w:spacing w:after="0"/>
-        <w:ind w:left="357" w:firstLine="708"/>
-        <w:rPr>
-          <w:b/>
-          <w:bCs/>
-        </w:rPr>
-      </w:pPr>
-      <w:proofErr w:type="gramStart"/>
-      <w:r>
-        <w:rPr>
-          <w:b/>
-          <w:bCs/>
-        </w:rPr>
-        <w:t>Escreva(</w:t>
-      </w:r>
-      <w:proofErr w:type="gramEnd"/>
-      <w:r>
-        <w:rPr>
-          <w:b/>
-          <w:bCs/>
-        </w:rPr>
-        <w:t>"2 - Participar de um desafio")</w:t>
-      </w:r>
-    </w:p>
-    <w:p>
-      <w:pPr>
-        <w:spacing w:after="0"/>
-        <w:ind w:left="357" w:firstLine="708"/>
-        <w:rPr>
-          <w:b/>
-          <w:bCs/>
-        </w:rPr>
-      </w:pPr>
-      <w:proofErr w:type="gramStart"/>
-      <w:r>
-        <w:rPr>
-          <w:b/>
-          <w:bCs/>
-        </w:rPr>
-        <w:t>Escreva(</w:t>
-      </w:r>
-      <w:proofErr w:type="gramEnd"/>
-      <w:r>
-        <w:rPr>
-          <w:b/>
-          <w:bCs/>
-        </w:rPr>
-        <w:t>"3 - Curtir")</w:t>
-      </w:r>
-    </w:p>
-    <w:p>
-      <w:pPr>
-        <w:spacing w:after="0"/>
-        <w:ind w:left="357" w:firstLine="708"/>
-        <w:rPr>
-          <w:b/>
-          <w:bCs/>
-        </w:rPr>
-      </w:pPr>
-      <w:proofErr w:type="gramStart"/>
-      <w:r>
-        <w:rPr>
-          <w:b/>
-          <w:bCs/>
-        </w:rPr>
-        <w:t>Escreva(</w:t>
-      </w:r>
-      <w:proofErr w:type="gramEnd"/>
-      <w:r>
-        <w:rPr>
-          <w:b/>
-          <w:bCs/>
-        </w:rPr>
-        <w:t>"4 - Comentar")</w:t>
-      </w:r>
-    </w:p>
-    <w:p>
-      <w:pPr>
-        <w:spacing w:after="0"/>
-        <w:ind w:left="357" w:firstLine="708"/>
-        <w:rPr>
-          <w:b/>
-          <w:bCs/>
-        </w:rPr>
-      </w:pPr>
-      <w:proofErr w:type="gramStart"/>
-      <w:r>
-        <w:rPr>
-          <w:b/>
-          <w:bCs/>
-        </w:rPr>
-        <w:t>Escreva(</w:t>
-      </w:r>
-      <w:proofErr w:type="gramEnd"/>
-      <w:r>
-        <w:rPr>
-          <w:b/>
-          <w:bCs/>
-        </w:rPr>
-        <w:t>"5 - Compartilhar")</w:t>
-      </w:r>
-    </w:p>
-    <w:p>
-      <w:pPr>
-        <w:spacing w:after="0"/>
-        <w:ind w:left="357" w:firstLine="708"/>
-        <w:rPr>
-          <w:b/>
-          <w:bCs/>
-        </w:rPr>
-      </w:pPr>
-      <w:proofErr w:type="gramStart"/>
-      <w:r>
-        <w:rPr>
-          <w:b/>
-          <w:bCs/>
-        </w:rPr>
-        <w:t>Escreva(</w:t>
-      </w:r>
-      <w:proofErr w:type="gramEnd"/>
-      <w:r>
-        <w:rPr>
-          <w:b/>
-          <w:bCs/>
-        </w:rPr>
-        <w:t>"6 - Salvar post de perfil")</w:t>
-      </w:r>
-    </w:p>
-    <w:p>
-      <w:pPr>
-        <w:spacing w:after="0"/>
-        <w:ind w:left="357" w:firstLine="708"/>
-        <w:rPr>
-          <w:b/>
-          <w:bCs/>
-        </w:rPr>
-      </w:pPr>
-      <w:proofErr w:type="gramStart"/>
-      <w:r>
-        <w:rPr>
-          <w:b/>
-          <w:bCs/>
-        </w:rPr>
-        <w:t>Escreva(</w:t>
-      </w:r>
-      <w:proofErr w:type="gramEnd"/>
-      <w:r>
-        <w:rPr>
-          <w:b/>
-          <w:bCs/>
-        </w:rPr>
-        <w:t>"0 - Sair")</w:t>
-      </w:r>
-    </w:p>
-    <w:p>
-      <w:pPr>
-        <w:spacing w:after="0"/>
-        <w:ind w:left="357"/>
-        <w:rPr>
-          <w:b/>
-          <w:bCs/>
-        </w:rPr>
-      </w:pPr>
-    </w:p>
-    <w:p>
-      <w:pPr>
-        <w:spacing w:after="0"/>
-        <w:ind w:left="357"/>
-        <w:rPr>
-          <w:b/>
-          <w:bCs/>
-        </w:rPr>
-      </w:pPr>
-      <w:r>
-        <w:rPr>
-          <w:b/>
-          <w:bCs/>
-        </w:rPr>
-        <w:t>Leia(</w:t>
-      </w:r>
-      <w:proofErr w:type="spellStart"/>
-      <w:r>
-        <w:rPr>
-          <w:b/>
-          <w:bCs/>
-        </w:rPr>
-        <w:t>opcao</w:t>
-      </w:r>
-      <w:proofErr w:type="spellEnd"/>
-      <w:r>
-        <w:rPr>
-          <w:b/>
-          <w:bCs/>
-        </w:rPr>
-        <w:t>) // Adiciona a opção escolhida ao vetor de histórico</w:t>
-      </w:r>
-    </w:p>
-    <w:p>
-      <w:pPr>
-        <w:spacing w:after="0"/>
-        <w:ind w:left="357"/>
-        <w:rPr>
-          <w:b/>
-          <w:bCs/>
-        </w:rPr>
-      </w:pPr>
-    </w:p>
-    <w:p>
-      <w:pPr>
-        <w:spacing w:after="0"/>
-        <w:ind w:left="357"/>
-        <w:rPr>
-          <w:b/>
-          <w:bCs/>
-        </w:rPr>
-      </w:pPr>
-      <w:r>
-        <w:rPr>
-          <w:b/>
-          <w:bCs/>
-        </w:rPr>
-        <w:t>Enquanto</w:t>
-      </w:r>
-      <w:r>
-        <w:rPr>
-          <w:b/>
-          <w:bCs/>
-        </w:rPr>
-        <w:t xml:space="preserve"> (</w:t>
-      </w:r>
-      <w:proofErr w:type="spellStart"/>
-      <w:r>
-        <w:rPr>
-          <w:b/>
-          <w:bCs/>
-        </w:rPr>
-        <w:t>opcao</w:t>
-      </w:r>
-      <w:proofErr w:type="spellEnd"/>
-      <w:r>
-        <w:rPr>
-          <w:b/>
-          <w:bCs/>
-        </w:rPr>
-        <w:t xml:space="preserve"> &gt;= 0 </w:t>
-      </w:r>
-      <w:r>
-        <w:rPr>
-          <w:b/>
-          <w:bCs/>
-        </w:rPr>
-        <w:t>e</w:t>
-      </w:r>
-      <w:r>
-        <w:rPr>
-          <w:b/>
-          <w:bCs/>
-        </w:rPr>
-        <w:t xml:space="preserve"> </w:t>
-      </w:r>
-      <w:proofErr w:type="spellStart"/>
-      <w:r>
-        <w:rPr>
-          <w:b/>
-          <w:bCs/>
-        </w:rPr>
-        <w:t>opcao</w:t>
-      </w:r>
-      <w:proofErr w:type="spellEnd"/>
-      <w:r>
-        <w:rPr>
-          <w:b/>
-          <w:bCs/>
-        </w:rPr>
-        <w:t xml:space="preserve"> &lt;= 6</w:t>
-      </w:r>
-      <w:r>
-        <w:rPr>
-          <w:b/>
-          <w:bCs/>
-        </w:rPr>
-        <w:t>)</w:t>
-      </w:r>
-    </w:p>
-    <w:p>
-      <w:pPr>
-        <w:spacing w:after="0"/>
-        <w:ind w:left="357" w:firstLine="357"/>
-        <w:rPr>
-          <w:b/>
-          <w:bCs/>
-        </w:rPr>
-      </w:pPr>
-      <w:proofErr w:type="spellStart"/>
-      <w:r>
-        <w:rPr>
-          <w:b/>
-          <w:bCs/>
-        </w:rPr>
-        <w:t>Inserir</w:t>
-      </w:r>
-      <w:proofErr w:type="gramStart"/>
-      <w:r>
-        <w:rPr>
-          <w:b/>
-          <w:bCs/>
-        </w:rPr>
-        <w:t>_No</w:t>
-      </w:r>
-      <w:proofErr w:type="gramEnd"/>
-      <w:r>
-        <w:rPr>
-          <w:b/>
-          <w:bCs/>
-        </w:rPr>
-        <w:t>_Final</w:t>
-      </w:r>
-      <w:proofErr w:type="gramStart"/>
-      <w:r>
-        <w:rPr>
-          <w:b/>
-          <w:bCs/>
-        </w:rPr>
-        <w:t>_Do</w:t>
-      </w:r>
-      <w:proofErr w:type="gramEnd"/>
-      <w:r>
-        <w:rPr>
-          <w:b/>
-          <w:bCs/>
-        </w:rPr>
-        <w:t>_</w:t>
-      </w:r>
-      <w:proofErr w:type="gramStart"/>
-      <w:r>
-        <w:rPr>
-          <w:b/>
-          <w:bCs/>
-        </w:rPr>
-        <w:t>Vetor</w:t>
-      </w:r>
-      <w:proofErr w:type="spellEnd"/>
-      <w:r>
-        <w:rPr>
-          <w:b/>
-          <w:bCs/>
-        </w:rPr>
-        <w:t>(</w:t>
-      </w:r>
-      <w:proofErr w:type="spellStart"/>
-      <w:proofErr w:type="gramEnd"/>
-      <w:r>
-        <w:rPr>
-          <w:b/>
-          <w:bCs/>
-        </w:rPr>
-        <w:t>historico</w:t>
-      </w:r>
-      <w:proofErr w:type="spellEnd"/>
-      <w:r>
-        <w:rPr>
-          <w:b/>
-          <w:bCs/>
-        </w:rPr>
-        <w:t xml:space="preserve">, </w:t>
-      </w:r>
-      <w:proofErr w:type="spellStart"/>
-      <w:r>
-        <w:rPr>
-          <w:b/>
-          <w:bCs/>
-        </w:rPr>
-        <w:t>opcao</w:t>
-      </w:r>
-      <w:proofErr w:type="spellEnd"/>
-      <w:r>
-        <w:rPr>
-          <w:b/>
-          <w:bCs/>
-        </w:rPr>
-        <w:t>)</w:t>
-      </w:r>
-    </w:p>
-    <w:p>
-      <w:pPr>
-        <w:spacing w:after="0"/>
-        <w:ind w:left="357"/>
-        <w:rPr>
-          <w:b/>
-          <w:bCs/>
-        </w:rPr>
-      </w:pPr>
-      <w:proofErr w:type="spellStart"/>
-      <w:r>
-        <w:rPr>
-          <w:b/>
-          <w:bCs/>
-        </w:rPr>
-        <w:t>Fim</w:t>
-      </w:r>
-      <w:r>
-        <w:rPr>
-          <w:b/>
-          <w:bCs/>
-        </w:rPr>
-        <w:t>Enquanto</w:t>
-      </w:r>
-      <w:proofErr w:type="spellEnd"/>
-    </w:p>
-    <w:p>
-      <w:pPr>
-        <w:spacing w:after="0"/>
-        <w:ind w:left="357"/>
-        <w:rPr>
-          <w:b/>
-          <w:bCs/>
-        </w:rPr>
-      </w:pPr>
-    </w:p>
-    <w:p>
-      <w:pPr>
-        <w:spacing w:after="0"/>
-        <w:ind w:left="357"/>
-        <w:rPr>
-          <w:b/>
-          <w:bCs/>
-        </w:rPr>
-      </w:pPr>
-      <w:r>
-        <w:rPr>
-          <w:b/>
-          <w:bCs/>
-        </w:rPr>
-        <w:t xml:space="preserve">Escolha </w:t>
-      </w:r>
-      <w:r>
-        <w:rPr>
-          <w:b/>
-          <w:bCs/>
-        </w:rPr>
-        <w:t>opção</w:t>
-      </w:r>
-    </w:p>
-    <w:p>
-      <w:pPr>
-        <w:spacing w:after="0"/>
-        <w:ind w:left="357" w:firstLine="357"/>
-        <w:rPr>
-          <w:b/>
-          <w:bCs/>
-        </w:rPr>
-      </w:pPr>
-      <w:r>
-        <w:rPr>
-          <w:b/>
-          <w:bCs/>
-        </w:rPr>
-        <w:t xml:space="preserve">Caso 1: </w:t>
-      </w:r>
-      <w:proofErr w:type="gramStart"/>
-      <w:r>
-        <w:rPr>
-          <w:b/>
-          <w:bCs/>
-        </w:rPr>
-        <w:t>Escreva(</w:t>
-      </w:r>
-      <w:proofErr w:type="gramEnd"/>
-      <w:r>
-        <w:rPr>
-          <w:b/>
-          <w:bCs/>
-        </w:rPr>
-        <w:t>"OK! Você quer explorar posts!")</w:t>
-      </w:r>
-    </w:p>
-    <w:p>
-      <w:pPr>
-        <w:spacing w:after="0"/>
-        <w:ind w:left="357" w:firstLine="357"/>
-        <w:rPr>
-          <w:b/>
-          <w:bCs/>
-        </w:rPr>
-      </w:pPr>
-      <w:r>
-        <w:rPr>
-          <w:b/>
-          <w:bCs/>
-        </w:rPr>
-        <w:t xml:space="preserve">Caso 2: </w:t>
-      </w:r>
-      <w:proofErr w:type="gramStart"/>
-      <w:r>
-        <w:rPr>
-          <w:b/>
-          <w:bCs/>
-        </w:rPr>
-        <w:t>Escreva(</w:t>
-      </w:r>
-      <w:proofErr w:type="gramEnd"/>
-      <w:r>
-        <w:rPr>
-          <w:b/>
-          <w:bCs/>
-        </w:rPr>
-        <w:t>"Muito bem! Você quer participar de um desafio!")</w:t>
-      </w:r>
-    </w:p>
-    <w:p>
-      <w:pPr>
-        <w:spacing w:after="0"/>
-        <w:ind w:left="357" w:firstLine="357"/>
-        <w:rPr>
-          <w:b/>
-          <w:bCs/>
-        </w:rPr>
-      </w:pPr>
-      <w:r>
-        <w:rPr>
-          <w:b/>
-          <w:bCs/>
-        </w:rPr>
-        <w:t xml:space="preserve">Caso 3: </w:t>
-      </w:r>
-      <w:proofErr w:type="gramStart"/>
-      <w:r>
-        <w:rPr>
-          <w:b/>
-          <w:bCs/>
-        </w:rPr>
-        <w:t>Escreva(</w:t>
-      </w:r>
-      <w:proofErr w:type="gramEnd"/>
-      <w:r>
-        <w:rPr>
-          <w:b/>
-          <w:bCs/>
-        </w:rPr>
-        <w:t>"Você pode curtir um post ou comentário!")</w:t>
-      </w:r>
-    </w:p>
-    <w:p>
-      <w:pPr>
-        <w:spacing w:after="0"/>
-        <w:ind w:left="357" w:firstLine="357"/>
-        <w:rPr>
-          <w:b/>
-          <w:bCs/>
-        </w:rPr>
-      </w:pPr>
-      <w:r>
-        <w:rPr>
-          <w:b/>
-          <w:bCs/>
-        </w:rPr>
-        <w:lastRenderedPageBreak/>
-        <w:t xml:space="preserve">Caso 4: </w:t>
-      </w:r>
-      <w:proofErr w:type="gramStart"/>
-      <w:r>
-        <w:rPr>
-          <w:b/>
-          <w:bCs/>
-        </w:rPr>
-        <w:t>Escreva(</w:t>
-      </w:r>
-      <w:proofErr w:type="gramEnd"/>
-      <w:r>
-        <w:rPr>
-          <w:b/>
-          <w:bCs/>
-        </w:rPr>
-        <w:t>"Você quer comentar um post!")</w:t>
-      </w:r>
-    </w:p>
-    <w:p>
-      <w:pPr>
-        <w:spacing w:after="0"/>
-        <w:ind w:left="357" w:firstLine="357"/>
-        <w:rPr>
-          <w:b/>
-          <w:bCs/>
-        </w:rPr>
-      </w:pPr>
-      <w:r>
-        <w:rPr>
-          <w:b/>
-          <w:bCs/>
-        </w:rPr>
-        <w:t xml:space="preserve">Caso 5: </w:t>
-      </w:r>
-      <w:proofErr w:type="gramStart"/>
-      <w:r>
-        <w:rPr>
-          <w:b/>
-          <w:bCs/>
-        </w:rPr>
-        <w:t>Escreva(</w:t>
-      </w:r>
-      <w:proofErr w:type="gramEnd"/>
-      <w:r>
-        <w:rPr>
-          <w:b/>
-          <w:bCs/>
-        </w:rPr>
-        <w:t>"Você quer compartilhar um post!")</w:t>
-      </w:r>
-    </w:p>
-    <w:p>
-      <w:pPr>
-        <w:spacing w:after="0"/>
-        <w:ind w:left="357" w:firstLine="357"/>
-        <w:rPr>
-          <w:b/>
-          <w:bCs/>
-        </w:rPr>
-      </w:pPr>
-      <w:r>
-        <w:rPr>
-          <w:b/>
-          <w:bCs/>
-        </w:rPr>
-        <w:t xml:space="preserve">Caso 6: </w:t>
-      </w:r>
-      <w:proofErr w:type="gramStart"/>
-      <w:r>
-        <w:rPr>
-          <w:b/>
-          <w:bCs/>
-        </w:rPr>
-        <w:t>Escreva(</w:t>
-      </w:r>
-      <w:proofErr w:type="gramEnd"/>
-      <w:r>
-        <w:rPr>
-          <w:b/>
-          <w:bCs/>
-        </w:rPr>
-        <w:t>"Você quer salvar um post de perfil!")</w:t>
-      </w:r>
-    </w:p>
-    <w:p>
-      <w:pPr>
-        <w:spacing w:after="0"/>
-        <w:ind w:left="357" w:firstLine="357"/>
-        <w:rPr>
-          <w:b/>
-          <w:bCs/>
-        </w:rPr>
-      </w:pPr>
-      <w:r>
-        <w:rPr>
-          <w:b/>
-          <w:bCs/>
-        </w:rPr>
-        <w:t xml:space="preserve">Caso 0: </w:t>
-      </w:r>
-      <w:proofErr w:type="gramStart"/>
-      <w:r>
-        <w:rPr>
-          <w:b/>
-          <w:bCs/>
-        </w:rPr>
-        <w:t>Escreva(</w:t>
-      </w:r>
-      <w:proofErr w:type="gramEnd"/>
-      <w:r>
-        <w:rPr>
-          <w:b/>
-          <w:bCs/>
-        </w:rPr>
-        <w:t xml:space="preserve">"Obrigado por usar a </w:t>
-      </w:r>
-      <w:proofErr w:type="spellStart"/>
-      <w:r>
-        <w:rPr>
-          <w:b/>
-          <w:bCs/>
-        </w:rPr>
-        <w:t>SoulUp</w:t>
-      </w:r>
-      <w:proofErr w:type="spellEnd"/>
-      <w:r>
-        <w:rPr>
-          <w:b/>
-          <w:bCs/>
-        </w:rPr>
-        <w:t>! Até a próxima!")</w:t>
-      </w:r>
-    </w:p>
-    <w:p>
-      <w:pPr>
-        <w:spacing w:after="0"/>
-        <w:ind w:left="357" w:firstLine="357"/>
-        <w:rPr>
-          <w:b/>
-          <w:bCs/>
-        </w:rPr>
-      </w:pPr>
-      <w:r>
-        <w:rPr>
-          <w:b/>
-          <w:bCs/>
-        </w:rPr>
-        <w:t xml:space="preserve">Caso </w:t>
-      </w:r>
-      <w:r>
-        <w:rPr>
-          <w:b/>
-          <w:bCs/>
-        </w:rPr>
-        <w:t xml:space="preserve">outra </w:t>
-      </w:r>
-      <w:proofErr w:type="spellStart"/>
-      <w:r>
-        <w:rPr>
-          <w:b/>
-          <w:bCs/>
-        </w:rPr>
-        <w:t>op</w:t>
-      </w:r>
-      <w:r>
-        <w:rPr>
-          <w:b/>
-          <w:bCs/>
-        </w:rPr>
-        <w:t>cao</w:t>
-      </w:r>
-      <w:proofErr w:type="spellEnd"/>
-      <w:r>
-        <w:rPr>
-          <w:b/>
-          <w:bCs/>
-        </w:rPr>
-        <w:t xml:space="preserve">: </w:t>
-      </w:r>
-      <w:proofErr w:type="gramStart"/>
-      <w:r>
-        <w:rPr>
-          <w:b/>
-          <w:bCs/>
-        </w:rPr>
-        <w:t>Escreva(</w:t>
-      </w:r>
-      <w:proofErr w:type="gramEnd"/>
-      <w:r>
-        <w:rPr>
-          <w:b/>
-          <w:bCs/>
-        </w:rPr>
-        <w:t>"Você escolheu uma opção incorreta!!")</w:t>
-      </w:r>
-    </w:p>
-    <w:p>
-      <w:pPr>
-        <w:spacing w:after="0"/>
-        <w:ind w:left="357"/>
-        <w:rPr>
-          <w:b/>
-          <w:bCs/>
-        </w:rPr>
-      </w:pPr>
-      <w:proofErr w:type="spellStart"/>
-      <w:r>
-        <w:rPr>
-          <w:b/>
-          <w:bCs/>
-        </w:rPr>
-        <w:t>FimEscolha</w:t>
-      </w:r>
-      <w:proofErr w:type="spellEnd"/>
-      <w:r>
-        <w:rPr>
-          <w:b/>
-          <w:bCs/>
-        </w:rPr>
-        <w:t xml:space="preserve"> Até Que (</w:t>
-      </w:r>
-      <w:proofErr w:type="spellStart"/>
-      <w:r>
-        <w:rPr>
-          <w:b/>
-          <w:bCs/>
-        </w:rPr>
-        <w:t>opcao</w:t>
-      </w:r>
-      <w:proofErr w:type="spellEnd"/>
-      <w:r>
-        <w:rPr>
-          <w:b/>
-          <w:bCs/>
-        </w:rPr>
-        <w:t xml:space="preserve"> == 0) // Sai do laço se digitar 0</w:t>
-      </w:r>
-    </w:p>
-    <w:p>
-      <w:pPr>
-        <w:spacing w:after="0"/>
-        <w:ind w:left="357"/>
-        <w:rPr>
-          <w:b/>
-          <w:bCs/>
-        </w:rPr>
-      </w:pPr>
-    </w:p>
-    <w:p>
-      <w:pPr>
-        <w:spacing w:after="0"/>
-        <w:ind w:left="357"/>
-        <w:rPr>
-          <w:b/>
-          <w:bCs/>
-        </w:rPr>
-      </w:pPr>
-      <w:r>
-        <w:rPr>
-          <w:b/>
-          <w:bCs/>
-        </w:rPr>
-        <w:t xml:space="preserve">// Exibição do histórico utilizando um laço para percorrer a lista </w:t>
-      </w:r>
-    </w:p>
-    <w:p>
-      <w:pPr>
-        <w:spacing w:after="0"/>
-        <w:ind w:left="357"/>
-        <w:rPr>
-          <w:b/>
-          <w:bCs/>
-        </w:rPr>
-      </w:pPr>
-      <w:proofErr w:type="gramStart"/>
-      <w:r>
-        <w:rPr>
-          <w:b/>
-          <w:bCs/>
-        </w:rPr>
-        <w:t>Escreva</w:t>
-      </w:r>
-      <w:r>
-        <w:rPr>
-          <w:b/>
-          <w:bCs/>
-        </w:rPr>
-        <w:t>(</w:t>
-      </w:r>
-      <w:proofErr w:type="gramEnd"/>
-      <w:r>
-        <w:rPr>
-          <w:b/>
-          <w:bCs/>
-        </w:rPr>
-        <w:t>“</w:t>
-      </w:r>
-      <w:r>
-        <w:rPr>
-          <w:b/>
-          <w:bCs/>
-        </w:rPr>
-        <w:t>Histórico final de navegação</w:t>
-      </w:r>
-      <w:r>
-        <w:rPr>
-          <w:b/>
-          <w:bCs/>
-        </w:rPr>
-        <w:t>”)</w:t>
-      </w:r>
-    </w:p>
-    <w:p>
-      <w:pPr>
-        <w:spacing w:after="0"/>
-        <w:ind w:left="357"/>
-        <w:rPr>
-          <w:b/>
-          <w:bCs/>
-        </w:rPr>
-      </w:pPr>
-    </w:p>
-    <w:p>
-      <w:pPr>
-        <w:spacing w:after="0"/>
-        <w:ind w:left="357"/>
-        <w:rPr>
-          <w:b/>
-          <w:bCs/>
-        </w:rPr>
-      </w:pPr>
-      <w:r>
-        <w:rPr>
-          <w:b/>
-          <w:bCs/>
-        </w:rPr>
-        <w:t>P</w:t>
-      </w:r>
-      <w:r>
-        <w:rPr>
-          <w:b/>
-          <w:bCs/>
-        </w:rPr>
-        <w:t xml:space="preserve">ara </w:t>
-      </w:r>
-      <w:r>
-        <w:rPr>
-          <w:b/>
-          <w:bCs/>
-        </w:rPr>
-        <w:t>um contador em c</w:t>
-      </w:r>
-      <w:r>
-        <w:rPr>
-          <w:b/>
-          <w:bCs/>
-        </w:rPr>
-        <w:t xml:space="preserve">ada item </w:t>
-      </w:r>
-      <w:r>
-        <w:rPr>
-          <w:b/>
-          <w:bCs/>
-        </w:rPr>
-        <w:t>do</w:t>
-      </w:r>
-      <w:r>
-        <w:rPr>
-          <w:b/>
-          <w:bCs/>
-        </w:rPr>
-        <w:t xml:space="preserve"> </w:t>
-      </w:r>
-      <w:proofErr w:type="spellStart"/>
-      <w:proofErr w:type="gramStart"/>
-      <w:r>
-        <w:rPr>
-          <w:b/>
-          <w:bCs/>
-        </w:rPr>
-        <w:t>historico</w:t>
-      </w:r>
-      <w:proofErr w:type="spellEnd"/>
-      <w:r>
-        <w:rPr>
-          <w:b/>
-          <w:bCs/>
-        </w:rPr>
-        <w:t xml:space="preserve"> Faça</w:t>
-      </w:r>
-      <w:proofErr w:type="gramEnd"/>
-    </w:p>
-    <w:p>
-      <w:pPr>
-        <w:spacing w:after="0"/>
-        <w:ind w:left="357"/>
-        <w:rPr>
-          <w:b/>
-          <w:bCs/>
-        </w:rPr>
-      </w:pPr>
-    </w:p>
-    <w:p>
-      <w:pPr>
-        <w:spacing w:after="0"/>
-        <w:ind w:left="357"/>
-        <w:rPr>
-          <w:b/>
-          <w:bCs/>
-        </w:rPr>
-      </w:pPr>
-      <w:r>
-        <w:rPr>
-          <w:b/>
-          <w:bCs/>
-        </w:rPr>
-        <w:t xml:space="preserve">        contador</w:t>
-      </w:r>
-      <w:proofErr w:type="gramStart"/>
-      <w:r>
-        <w:rPr>
-          <w:b/>
-          <w:bCs/>
-        </w:rPr>
-        <w:t>2  =</w:t>
-      </w:r>
-      <w:proofErr w:type="gramEnd"/>
-      <w:r>
-        <w:rPr>
-          <w:b/>
-          <w:bCs/>
-        </w:rPr>
-        <w:t xml:space="preserve"> índice histórico + 1</w:t>
-      </w:r>
-    </w:p>
-    <w:p>
-      <w:pPr>
-        <w:spacing w:after="0"/>
-        <w:ind w:left="357"/>
-        <w:rPr>
-          <w:b/>
-          <w:bCs/>
-        </w:rPr>
-      </w:pPr>
-    </w:p>
-    <w:p>
-      <w:pPr>
-        <w:spacing w:after="0"/>
-        <w:ind w:left="357" w:firstLine="357"/>
-        <w:rPr>
-          <w:b/>
-          <w:bCs/>
-        </w:rPr>
-      </w:pPr>
-      <w:r>
-        <w:rPr>
-          <w:b/>
-          <w:bCs/>
-        </w:rPr>
-        <w:t xml:space="preserve">Se contador == </w:t>
-      </w:r>
-      <w:r>
-        <w:rPr>
-          <w:b/>
-          <w:bCs/>
-        </w:rPr>
-        <w:t xml:space="preserve">1: </w:t>
-      </w:r>
-      <w:proofErr w:type="gramStart"/>
-      <w:r>
-        <w:rPr>
-          <w:b/>
-          <w:bCs/>
-        </w:rPr>
-        <w:t>Escreva(</w:t>
-      </w:r>
-      <w:proofErr w:type="gramEnd"/>
-      <w:r>
-        <w:rPr>
-          <w:b/>
-          <w:bCs/>
-        </w:rPr>
-        <w:t>contador</w:t>
-      </w:r>
-      <w:r>
-        <w:rPr>
-          <w:b/>
-          <w:bCs/>
-        </w:rPr>
-        <w:t>2</w:t>
-      </w:r>
-      <w:r>
-        <w:rPr>
-          <w:b/>
-          <w:bCs/>
-        </w:rPr>
-        <w:t>, " - Você explorou posts!")</w:t>
-      </w:r>
-    </w:p>
-    <w:p>
-      <w:pPr>
-        <w:spacing w:after="0"/>
-        <w:ind w:left="357" w:firstLine="357"/>
-        <w:rPr>
-          <w:b/>
-          <w:bCs/>
-        </w:rPr>
-      </w:pPr>
-      <w:r>
-        <w:rPr>
-          <w:b/>
-          <w:bCs/>
-        </w:rPr>
-        <w:t xml:space="preserve">Se contador == </w:t>
-      </w:r>
-      <w:r>
-        <w:rPr>
-          <w:b/>
-          <w:bCs/>
-        </w:rPr>
-        <w:t xml:space="preserve">2: </w:t>
-      </w:r>
-      <w:proofErr w:type="gramStart"/>
-      <w:r>
-        <w:rPr>
-          <w:b/>
-          <w:bCs/>
-        </w:rPr>
-        <w:t>Escreva(</w:t>
-      </w:r>
-      <w:proofErr w:type="gramEnd"/>
-      <w:r>
-        <w:rPr>
-          <w:b/>
-          <w:bCs/>
-        </w:rPr>
-        <w:t>contador</w:t>
-      </w:r>
-      <w:r>
-        <w:rPr>
-          <w:b/>
-          <w:bCs/>
-        </w:rPr>
-        <w:t>2</w:t>
-      </w:r>
-      <w:r>
-        <w:rPr>
-          <w:b/>
-          <w:bCs/>
-        </w:rPr>
-        <w:t>, " - Você participou de um desafio!")</w:t>
-      </w:r>
-    </w:p>
-    <w:p>
-      <w:pPr>
-        <w:spacing w:after="0"/>
-        <w:ind w:left="357" w:firstLine="357"/>
-        <w:rPr>
-          <w:b/>
-          <w:bCs/>
-        </w:rPr>
-      </w:pPr>
-      <w:r>
-        <w:rPr>
-          <w:b/>
-          <w:bCs/>
-        </w:rPr>
-        <w:t>Se contador == 3:</w:t>
-      </w:r>
-      <w:r>
-        <w:rPr>
-          <w:b/>
-          <w:bCs/>
-        </w:rPr>
-        <w:t xml:space="preserve"> </w:t>
-      </w:r>
-      <w:proofErr w:type="gramStart"/>
-      <w:r>
-        <w:rPr>
-          <w:b/>
-          <w:bCs/>
-        </w:rPr>
-        <w:t>Escreva(</w:t>
-      </w:r>
-      <w:proofErr w:type="gramEnd"/>
-      <w:r>
-        <w:rPr>
-          <w:b/>
-          <w:bCs/>
-        </w:rPr>
-        <w:t>contador</w:t>
-      </w:r>
-      <w:r>
-        <w:rPr>
-          <w:b/>
-          <w:bCs/>
-        </w:rPr>
-        <w:t>2</w:t>
-      </w:r>
-      <w:r>
-        <w:rPr>
-          <w:b/>
-          <w:bCs/>
-        </w:rPr>
-        <w:t xml:space="preserve">, " - Você </w:t>
-      </w:r>
-      <w:proofErr w:type="gramStart"/>
-      <w:r>
-        <w:rPr>
-          <w:b/>
-          <w:bCs/>
-        </w:rPr>
-        <w:t>curtiu</w:t>
-      </w:r>
-      <w:proofErr w:type="gramEnd"/>
-      <w:r>
-        <w:rPr>
-          <w:b/>
-          <w:bCs/>
-        </w:rPr>
-        <w:t xml:space="preserve"> um post ou comentário!")</w:t>
-      </w:r>
-    </w:p>
-    <w:p>
-      <w:pPr>
-        <w:spacing w:after="0"/>
-        <w:ind w:left="357" w:firstLine="357"/>
-        <w:rPr>
-          <w:b/>
-          <w:bCs/>
-        </w:rPr>
-      </w:pPr>
-      <w:r>
-        <w:rPr>
-          <w:b/>
-          <w:bCs/>
-        </w:rPr>
-        <w:t xml:space="preserve">Se contador == 4: </w:t>
-      </w:r>
-      <w:proofErr w:type="gramStart"/>
-      <w:r>
-        <w:rPr>
-          <w:b/>
-          <w:bCs/>
-        </w:rPr>
-        <w:t>Escreva(</w:t>
-      </w:r>
-      <w:proofErr w:type="gramEnd"/>
-      <w:r>
-        <w:rPr>
-          <w:b/>
-          <w:bCs/>
-        </w:rPr>
-        <w:t>contador</w:t>
-      </w:r>
-      <w:r>
-        <w:rPr>
-          <w:b/>
-          <w:bCs/>
-        </w:rPr>
-        <w:t>2</w:t>
-      </w:r>
-      <w:r>
-        <w:rPr>
-          <w:b/>
-          <w:bCs/>
-        </w:rPr>
-        <w:t>, " - Você comentou um post!")</w:t>
-      </w:r>
-    </w:p>
-    <w:p>
-      <w:pPr>
-        <w:spacing w:after="0"/>
-        <w:ind w:left="357" w:firstLine="357"/>
-        <w:rPr>
-          <w:b/>
-          <w:bCs/>
-        </w:rPr>
-      </w:pPr>
-      <w:r>
-        <w:rPr>
-          <w:b/>
-          <w:bCs/>
-        </w:rPr>
-        <w:t>Se cont</w:t>
-      </w:r>
-      <w:r>
-        <w:rPr>
-          <w:b/>
-          <w:bCs/>
-        </w:rPr>
-        <w:t>a</w:t>
-      </w:r>
-      <w:r>
-        <w:rPr>
-          <w:b/>
-          <w:bCs/>
-        </w:rPr>
-        <w:t>dor == 5</w:t>
-      </w:r>
-      <w:r>
-        <w:rPr>
-          <w:b/>
-          <w:bCs/>
-        </w:rPr>
-        <w:t xml:space="preserve">: </w:t>
-      </w:r>
-      <w:proofErr w:type="gramStart"/>
-      <w:r>
-        <w:rPr>
-          <w:b/>
-          <w:bCs/>
-        </w:rPr>
-        <w:t>Escreva(</w:t>
-      </w:r>
-      <w:proofErr w:type="gramEnd"/>
-      <w:r>
-        <w:rPr>
-          <w:b/>
-          <w:bCs/>
-        </w:rPr>
-        <w:t>contador</w:t>
-      </w:r>
-      <w:r>
-        <w:rPr>
-          <w:b/>
-          <w:bCs/>
-        </w:rPr>
-        <w:t>2</w:t>
-      </w:r>
-      <w:r>
-        <w:rPr>
-          <w:b/>
-          <w:bCs/>
-        </w:rPr>
-        <w:t>, " - Você compartilhou um post!")</w:t>
-      </w:r>
-    </w:p>
-    <w:p>
-      <w:pPr>
-        <w:spacing w:after="0"/>
-        <w:ind w:left="357" w:firstLine="357"/>
-        <w:rPr>
-          <w:b/>
-          <w:bCs/>
-        </w:rPr>
-      </w:pPr>
-      <w:r>
-        <w:rPr>
-          <w:b/>
-          <w:bCs/>
-        </w:rPr>
-        <w:t>Se contado</w:t>
-      </w:r>
-      <w:r>
-        <w:rPr>
-          <w:b/>
-          <w:bCs/>
-        </w:rPr>
-        <w:t>r</w:t>
-      </w:r>
-      <w:r>
-        <w:rPr>
-          <w:b/>
-          <w:bCs/>
-        </w:rPr>
-        <w:t xml:space="preserve"> </w:t>
-      </w:r>
-      <w:r>
-        <w:rPr>
-          <w:b/>
-          <w:bCs/>
-        </w:rPr>
-        <w:t>== 6</w:t>
-      </w:r>
-      <w:r>
-        <w:rPr>
-          <w:b/>
-          <w:bCs/>
-        </w:rPr>
-        <w:t xml:space="preserve">: </w:t>
-      </w:r>
-      <w:proofErr w:type="gramStart"/>
-      <w:r>
-        <w:rPr>
-          <w:b/>
-          <w:bCs/>
-        </w:rPr>
-        <w:t>Escreva(</w:t>
-      </w:r>
-      <w:proofErr w:type="gramEnd"/>
-      <w:r>
-        <w:rPr>
-          <w:b/>
-          <w:bCs/>
-        </w:rPr>
-        <w:t>contador</w:t>
-      </w:r>
-      <w:r>
-        <w:rPr>
-          <w:b/>
-          <w:bCs/>
-        </w:rPr>
-        <w:t>2</w:t>
-      </w:r>
-      <w:r>
-        <w:rPr>
-          <w:b/>
-          <w:bCs/>
-        </w:rPr>
-        <w:t>, " - Você salvou um post de perfil!")</w:t>
-      </w:r>
-    </w:p>
-    <w:p>
-      <w:pPr>
-        <w:spacing w:after="0"/>
-        <w:ind w:left="357" w:firstLine="357"/>
-        <w:rPr>
-          <w:b/>
-          <w:bCs/>
-        </w:rPr>
-      </w:pPr>
-      <w:r>
-        <w:rPr>
-          <w:b/>
-          <w:bCs/>
-        </w:rPr>
-        <w:t>Se contador == 0</w:t>
-      </w:r>
-      <w:r>
-        <w:rPr>
-          <w:b/>
-          <w:bCs/>
-        </w:rPr>
-        <w:t xml:space="preserve">: </w:t>
-      </w:r>
-      <w:proofErr w:type="gramStart"/>
-      <w:r>
-        <w:rPr>
-          <w:b/>
-          <w:bCs/>
-        </w:rPr>
-        <w:t>Escreva(</w:t>
-      </w:r>
-      <w:proofErr w:type="gramEnd"/>
-      <w:r>
-        <w:rPr>
-          <w:b/>
-          <w:bCs/>
-        </w:rPr>
-        <w:t>contador</w:t>
-      </w:r>
-      <w:r>
-        <w:rPr>
-          <w:b/>
-          <w:bCs/>
-        </w:rPr>
-        <w:t>2</w:t>
-      </w:r>
-      <w:r>
-        <w:rPr>
-          <w:b/>
-          <w:bCs/>
-        </w:rPr>
-        <w:t>, " - Você saiu do menu!")</w:t>
-      </w:r>
-    </w:p>
-    <w:p>
-      <w:pPr>
-        <w:spacing w:after="0"/>
-        <w:ind w:left="357"/>
-        <w:rPr>
-          <w:b/>
-          <w:bCs/>
-        </w:rPr>
-      </w:pPr>
-    </w:p>
-    <w:p>
-      <w:pPr>
-        <w:spacing w:after="0"/>
-        <w:ind w:left="357"/>
-        <w:rPr>
-          <w:b/>
-          <w:bCs/>
-        </w:rPr>
-      </w:pPr>
-      <w:proofErr w:type="spellStart"/>
-      <w:r>
-        <w:rPr>
-          <w:b/>
-          <w:bCs/>
-        </w:rPr>
-        <w:t>FimPara</w:t>
-      </w:r>
-      <w:proofErr w:type="spellEnd"/>
-      <w:r>
-        <w:rPr>
-          <w:b/>
-          <w:bCs/>
-        </w:rPr>
-        <w:t xml:space="preserve"> </w:t>
-      </w:r>
-    </w:p>
-    <w:p>
-      <w:pPr>
-        <w:spacing w:after="0"/>
-        <w:ind w:left="357"/>
-        <w:rPr>
-          <w:b/>
-          <w:bCs/>
-        </w:rPr>
-      </w:pPr>
-    </w:p>
-    <w:p>
-      <w:pPr>
-        <w:spacing w:after="0"/>
-        <w:ind w:left="357"/>
-        <w:rPr>
-          <w:b/>
-          <w:bCs/>
-        </w:rPr>
-      </w:pPr>
-      <w:proofErr w:type="spellStart"/>
-      <w:r>
-        <w:rPr>
-          <w:b/>
-          <w:bCs/>
-        </w:rPr>
-        <w:t>FimAlgoritmo</w:t>
-      </w:r>
-      <w:proofErr w:type="spellEnd"/>
-    </w:p>
-    <w:p>
-      <w:pPr>
-        <w:spacing w:after="0"/>
-        <w:ind w:left="284"/>
-        <w:rPr>
-          <w:b/>
-          <w:bCs/>
-        </w:rPr>
-      </w:pPr>
-    </w:p>
-    <w:p>
-      <w:pPr>
-        <w:spacing w:after="0"/>
-        <w:rPr>
-          <w:b/>
-          <w:bCs/>
-        </w:rPr>
-      </w:pPr>
-    </w:p>
-    <w:p>
-      <w:pPr>
-        <w:spacing w:after="0"/>
-        <w:rPr>
-          <w:b/>
-          <w:bCs/>
-        </w:rPr>
-      </w:pPr>
-    </w:p>
-    <w:p>
-      <w:pPr>
-        <w:spacing w:after="0"/>
-        <w:rPr>
-          <w:b/>
-          <w:bCs/>
-        </w:rPr>
-      </w:pPr>
-    </w:p>
-    <w:p>
-      <w:pPr>
-        <w:spacing w:after="0"/>
-        <w:rPr>
-          <w:b/>
-          <w:bCs/>
-        </w:rPr>
-      </w:pPr>
-    </w:p>
-    <w:p>
-      <w:pPr>
-        <w:spacing w:after="0"/>
-        <w:rPr>
-          <w:b/>
-          <w:bCs/>
-        </w:rPr>
-      </w:pPr>
-    </w:p>
-    <w:p>
-      <w:pPr>
-        <w:spacing w:after="0"/>
-        <w:rPr>
-          <w:b/>
-          <w:bCs/>
-        </w:rPr>
-      </w:pPr>
-    </w:p>
-    <w:p>
-      <w:pPr>
-        <w:spacing w:after="0"/>
-        <w:rPr>
-          <w:b/>
-          <w:bCs/>
-        </w:rPr>
-      </w:pPr>
-    </w:p>
-    <w:p>
-      <w:pPr>
-        <w:spacing w:after="0"/>
-        <w:rPr>
-          <w:b/>
-          <w:bCs/>
-        </w:rPr>
-      </w:pPr>
-    </w:p>
-    <w:p>
-      <w:pPr>
-        <w:spacing w:after="0"/>
-        <w:rPr>
-          <w:b/>
-          <w:bCs/>
-        </w:rPr>
-      </w:pPr>
-    </w:p>
-    <w:p>
-      <w:pPr>
-        <w:spacing w:after="0"/>
-        <w:rPr>
-          <w:b/>
-          <w:bCs/>
-        </w:rPr>
-      </w:pPr>
-    </w:p>
-    <w:p>
-      <w:pPr>
-        <w:spacing w:after="0"/>
-        <w:rPr>
-          <w:b/>
-          <w:bCs/>
-        </w:rPr>
-      </w:pPr>
-    </w:p>
-    <w:p>
-      <w:pPr>
-        <w:spacing w:after="0"/>
-        <w:rPr>
-          <w:b/>
-          <w:bCs/>
-        </w:rPr>
-      </w:pPr>
-    </w:p>
-    <w:p>
-      <w:pPr>
-        <w:spacing w:after="0"/>
-        <w:rPr>
-          <w:b/>
-          <w:bCs/>
-        </w:rPr>
-      </w:pPr>
-    </w:p>
-    <w:p>
-      <w:pPr>
-        <w:spacing w:after="0"/>
-        <w:rPr>
-          <w:b/>
-          <w:bCs/>
-        </w:rPr>
-      </w:pPr>
-    </w:p>
-    <w:p>
-      <w:pPr>
-        <w:spacing w:after="0"/>
-        <w:rPr>
-          <w:b/>
-          <w:bCs/>
-        </w:rPr>
-      </w:pPr>
-    </w:p>
-    <w:p>
-      <w:pPr>
-        <w:spacing w:after="0"/>
-        <w:rPr>
-          <w:b/>
-          <w:bCs/>
-        </w:rPr>
-      </w:pPr>
-    </w:p>
-    <w:p>
-      <w:pPr>
-        <w:spacing w:after="0"/>
-        <w:rPr>
-          <w:b/>
-          <w:bCs/>
-        </w:rPr>
-      </w:pPr>
-    </w:p>
-    <w:p>
-      <w:pPr>
-        <w:spacing w:after="0"/>
-        <w:rPr>
-          <w:b/>
-          <w:bCs/>
-        </w:rPr>
-      </w:pPr>
-    </w:p>
-    <w:p>
-      <w:pPr>
-        <w:spacing w:after="0"/>
-        <w:jc w:val="center"/>
+        <w:jc w:val="both"/>
+        <w:rPr>
+          <w:rFonts w:ascii="Arial" w:hAnsi="Arial" w:cs="Arial"/>
+        </w:rPr>
+      </w:pPr>
+      <w:hyperlink r:id="rId8" w:history="1">
+        <w:r>
+          <w:rPr>
+            <w:rStyle w:val="Hyperlink"/>
+            <w:rFonts w:ascii="Arial" w:hAnsi="Arial" w:cs="Arial"/>
+          </w:rPr>
+          <w:t>https://youtu.be/GjxLfCj8xu0?si=T</w:t>
+        </w:r>
+        <w:r>
+          <w:rPr>
+            <w:rStyle w:val="Hyperlink"/>
+            <w:rFonts w:ascii="Arial" w:hAnsi="Arial" w:cs="Arial"/>
+          </w:rPr>
+          <w:t>R</w:t>
+        </w:r>
+        <w:r>
+          <w:rPr>
+            <w:rStyle w:val="Hyperlink"/>
+            <w:rFonts w:ascii="Arial" w:hAnsi="Arial" w:cs="Arial"/>
+          </w:rPr>
+          <w:t>gK6ebQ_iQvhqb_</w:t>
+        </w:r>
+      </w:hyperlink>
+    </w:p>
+    <w:p>
+      <w:pPr>
+        <w:spacing w:after="0"/>
+        <w:rPr>
+          <w:b/>
+          <w:bCs/>
+        </w:rPr>
+      </w:pPr>
+    </w:p>
+    <w:p>
+      <w:pPr>
+        <w:spacing w:after="0"/>
         <w:rPr>
           <w:b/>
           <w:bCs/>
@@ -3081,7 +1439,7 @@
           <w:szCs w:val="24"/>
         </w:rPr>
       </w:pPr>
-      <w:bookmarkStart w:id="3" w:name="_Toc230187224"/>
+      <w:bookmarkStart w:id="3" w:name="_Toc230468540"/>
       <w:r>
         <w:rPr>
           <w:rFonts w:ascii="Arial" w:hAnsi="Arial" w:cs="Arial"/>
@@ -3091,10 +1449,1897 @@
           <w:sz w:val="24"/>
           <w:szCs w:val="24"/>
         </w:rPr>
+        <w:t>PSEUDOCÓGICO</w:t>
+      </w:r>
+      <w:bookmarkEnd w:id="3"/>
+    </w:p>
+    <w:p>
+      <w:pPr>
+        <w:spacing w:after="0"/>
+        <w:ind w:left="284"/>
+        <w:rPr>
+          <w:b/>
+          <w:bCs/>
+        </w:rPr>
+      </w:pPr>
+    </w:p>
+    <w:p>
+      <w:pPr>
+        <w:spacing w:after="0"/>
+        <w:ind w:left="357"/>
+        <w:rPr>
+          <w:b/>
+          <w:bCs/>
+        </w:rPr>
+      </w:pPr>
+      <w:r>
+        <w:rPr>
+          <w:b/>
+          <w:bCs/>
+        </w:rPr>
+        <w:t xml:space="preserve">Algoritmo </w:t>
+      </w:r>
+      <w:proofErr w:type="spellStart"/>
+      <w:r>
+        <w:rPr>
+          <w:b/>
+          <w:bCs/>
+        </w:rPr>
+        <w:t>Sistema_Menu_SoulUp</w:t>
+      </w:r>
+      <w:proofErr w:type="spellEnd"/>
+    </w:p>
+    <w:p>
+      <w:pPr>
+        <w:spacing w:after="0"/>
+        <w:ind w:left="357"/>
+        <w:rPr>
+          <w:b/>
+          <w:bCs/>
+        </w:rPr>
+      </w:pPr>
+    </w:p>
+    <w:p>
+      <w:pPr>
+        <w:spacing w:after="0"/>
+        <w:ind w:left="357"/>
+        <w:rPr>
+          <w:b/>
+          <w:bCs/>
+        </w:rPr>
+      </w:pPr>
+      <w:r>
+        <w:rPr>
+          <w:b/>
+          <w:bCs/>
+        </w:rPr>
+        <w:t xml:space="preserve">Variáveis </w:t>
+      </w:r>
+    </w:p>
+    <w:p>
+      <w:pPr>
+        <w:spacing w:after="0"/>
+        <w:ind w:left="357" w:firstLine="708"/>
+        <w:rPr>
+          <w:b/>
+          <w:bCs/>
+        </w:rPr>
+      </w:pPr>
+      <w:proofErr w:type="spellStart"/>
+      <w:r>
+        <w:rPr>
+          <w:b/>
+          <w:bCs/>
+        </w:rPr>
+        <w:t>opcao</w:t>
+      </w:r>
+      <w:proofErr w:type="spellEnd"/>
+      <w:r>
+        <w:rPr>
+          <w:b/>
+          <w:bCs/>
+        </w:rPr>
+        <w:t xml:space="preserve">, i, </w:t>
+      </w:r>
+      <w:proofErr w:type="gramStart"/>
+      <w:r>
+        <w:rPr>
+          <w:b/>
+          <w:bCs/>
+        </w:rPr>
+        <w:t>contador :</w:t>
+      </w:r>
+      <w:proofErr w:type="gramEnd"/>
+      <w:r>
+        <w:rPr>
+          <w:b/>
+          <w:bCs/>
+        </w:rPr>
+        <w:t xml:space="preserve"> Inteiro </w:t>
+      </w:r>
+    </w:p>
+    <w:p>
+      <w:pPr>
+        <w:spacing w:after="0"/>
+        <w:ind w:left="708" w:firstLine="357"/>
+        <w:rPr>
+          <w:b/>
+          <w:bCs/>
+        </w:rPr>
+      </w:pPr>
+      <w:proofErr w:type="spellStart"/>
+      <w:proofErr w:type="gramStart"/>
+      <w:r>
+        <w:rPr>
+          <w:b/>
+          <w:bCs/>
+        </w:rPr>
+        <w:t>historico</w:t>
+      </w:r>
+      <w:proofErr w:type="spellEnd"/>
+      <w:r>
+        <w:rPr>
+          <w:b/>
+          <w:bCs/>
+        </w:rPr>
+        <w:t xml:space="preserve"> :</w:t>
+      </w:r>
+      <w:proofErr w:type="gramEnd"/>
+      <w:r>
+        <w:rPr>
+          <w:b/>
+          <w:bCs/>
+        </w:rPr>
+        <w:t xml:space="preserve"> Vetor de Inteiros // Lista dinâmica para o histórico</w:t>
+      </w:r>
+    </w:p>
+    <w:p>
+      <w:pPr>
+        <w:spacing w:after="0"/>
+        <w:ind w:left="357"/>
+        <w:rPr>
+          <w:b/>
+          <w:bCs/>
+        </w:rPr>
+      </w:pPr>
+    </w:p>
+    <w:p>
+      <w:pPr>
+        <w:spacing w:after="0"/>
+        <w:ind w:left="357"/>
+        <w:rPr>
+          <w:b/>
+          <w:bCs/>
+        </w:rPr>
+      </w:pPr>
+      <w:r>
+        <w:rPr>
+          <w:b/>
+          <w:bCs/>
+        </w:rPr>
+        <w:t>Início // Laço principal do menu</w:t>
+      </w:r>
+    </w:p>
+    <w:p>
+      <w:pPr>
+        <w:spacing w:after="0"/>
+        <w:ind w:left="357"/>
+        <w:rPr>
+          <w:b/>
+          <w:bCs/>
+        </w:rPr>
+      </w:pPr>
+    </w:p>
+    <w:p>
+      <w:pPr>
+        <w:spacing w:after="0"/>
+        <w:ind w:left="357"/>
+        <w:rPr>
+          <w:b/>
+          <w:bCs/>
+        </w:rPr>
+      </w:pPr>
+      <w:r>
+        <w:rPr>
+          <w:b/>
+          <w:bCs/>
+        </w:rPr>
+        <w:t xml:space="preserve">Repita </w:t>
+      </w:r>
+    </w:p>
+    <w:p>
+      <w:pPr>
+        <w:spacing w:after="0"/>
+        <w:ind w:left="357" w:firstLine="708"/>
+        <w:rPr>
+          <w:b/>
+          <w:bCs/>
+        </w:rPr>
+      </w:pPr>
+      <w:proofErr w:type="gramStart"/>
+      <w:r>
+        <w:rPr>
+          <w:b/>
+          <w:bCs/>
+        </w:rPr>
+        <w:t>Escreva(</w:t>
+      </w:r>
+      <w:proofErr w:type="gramEnd"/>
+      <w:r>
+        <w:rPr>
+          <w:b/>
+          <w:bCs/>
+        </w:rPr>
+        <w:t>"Escolha uma das opções:")</w:t>
+      </w:r>
+    </w:p>
+    <w:p>
+      <w:pPr>
+        <w:spacing w:after="0"/>
+        <w:ind w:left="357" w:firstLine="708"/>
+        <w:rPr>
+          <w:b/>
+          <w:bCs/>
+        </w:rPr>
+      </w:pPr>
+      <w:proofErr w:type="gramStart"/>
+      <w:r>
+        <w:rPr>
+          <w:b/>
+          <w:bCs/>
+        </w:rPr>
+        <w:t>Escreva(</w:t>
+      </w:r>
+      <w:proofErr w:type="gramEnd"/>
+      <w:r>
+        <w:rPr>
+          <w:b/>
+          <w:bCs/>
+        </w:rPr>
+        <w:t>"1 - Explorar posts")</w:t>
+      </w:r>
+    </w:p>
+    <w:p>
+      <w:pPr>
+        <w:spacing w:after="0"/>
+        <w:ind w:left="357" w:firstLine="708"/>
+        <w:rPr>
+          <w:b/>
+          <w:bCs/>
+        </w:rPr>
+      </w:pPr>
+      <w:proofErr w:type="gramStart"/>
+      <w:r>
+        <w:rPr>
+          <w:b/>
+          <w:bCs/>
+        </w:rPr>
+        <w:t>Escreva(</w:t>
+      </w:r>
+      <w:proofErr w:type="gramEnd"/>
+      <w:r>
+        <w:rPr>
+          <w:b/>
+          <w:bCs/>
+        </w:rPr>
+        <w:t>"2 - Participar de um desafio")</w:t>
+      </w:r>
+    </w:p>
+    <w:p>
+      <w:pPr>
+        <w:spacing w:after="0"/>
+        <w:ind w:left="357" w:firstLine="708"/>
+        <w:rPr>
+          <w:b/>
+          <w:bCs/>
+        </w:rPr>
+      </w:pPr>
+      <w:proofErr w:type="gramStart"/>
+      <w:r>
+        <w:rPr>
+          <w:b/>
+          <w:bCs/>
+        </w:rPr>
+        <w:t>Escreva(</w:t>
+      </w:r>
+      <w:proofErr w:type="gramEnd"/>
+      <w:r>
+        <w:rPr>
+          <w:b/>
+          <w:bCs/>
+        </w:rPr>
+        <w:t>"3 - Curtir")</w:t>
+      </w:r>
+    </w:p>
+    <w:p>
+      <w:pPr>
+        <w:spacing w:after="0"/>
+        <w:ind w:left="357" w:firstLine="708"/>
+        <w:rPr>
+          <w:b/>
+          <w:bCs/>
+        </w:rPr>
+      </w:pPr>
+      <w:proofErr w:type="gramStart"/>
+      <w:r>
+        <w:rPr>
+          <w:b/>
+          <w:bCs/>
+        </w:rPr>
+        <w:t>Escreva(</w:t>
+      </w:r>
+      <w:proofErr w:type="gramEnd"/>
+      <w:r>
+        <w:rPr>
+          <w:b/>
+          <w:bCs/>
+        </w:rPr>
+        <w:t>"4 - Comentar")</w:t>
+      </w:r>
+    </w:p>
+    <w:p>
+      <w:pPr>
+        <w:spacing w:after="0"/>
+        <w:ind w:left="357" w:firstLine="708"/>
+        <w:rPr>
+          <w:b/>
+          <w:bCs/>
+        </w:rPr>
+      </w:pPr>
+      <w:proofErr w:type="gramStart"/>
+      <w:r>
+        <w:rPr>
+          <w:b/>
+          <w:bCs/>
+        </w:rPr>
+        <w:t>Escreva(</w:t>
+      </w:r>
+      <w:proofErr w:type="gramEnd"/>
+      <w:r>
+        <w:rPr>
+          <w:b/>
+          <w:bCs/>
+        </w:rPr>
+        <w:t>"5 - Compartilhar")</w:t>
+      </w:r>
+    </w:p>
+    <w:p>
+      <w:pPr>
+        <w:spacing w:after="0"/>
+        <w:ind w:left="357" w:firstLine="708"/>
+        <w:rPr>
+          <w:b/>
+          <w:bCs/>
+        </w:rPr>
+      </w:pPr>
+      <w:proofErr w:type="gramStart"/>
+      <w:r>
+        <w:rPr>
+          <w:b/>
+          <w:bCs/>
+        </w:rPr>
+        <w:t>Escreva(</w:t>
+      </w:r>
+      <w:proofErr w:type="gramEnd"/>
+      <w:r>
+        <w:rPr>
+          <w:b/>
+          <w:bCs/>
+        </w:rPr>
+        <w:t>"6 - Salvar post de perfil")</w:t>
+      </w:r>
+    </w:p>
+    <w:p>
+      <w:pPr>
+        <w:spacing w:after="0"/>
+        <w:ind w:left="357" w:firstLine="708"/>
+        <w:rPr>
+          <w:b/>
+          <w:bCs/>
+        </w:rPr>
+      </w:pPr>
+      <w:proofErr w:type="gramStart"/>
+      <w:r>
+        <w:rPr>
+          <w:b/>
+          <w:bCs/>
+        </w:rPr>
+        <w:t>Escreva(</w:t>
+      </w:r>
+      <w:proofErr w:type="gramEnd"/>
+      <w:r>
+        <w:rPr>
+          <w:b/>
+          <w:bCs/>
+        </w:rPr>
+        <w:t>"0 - Sair")</w:t>
+      </w:r>
+    </w:p>
+    <w:p>
+      <w:pPr>
+        <w:spacing w:after="0"/>
+        <w:ind w:left="357"/>
+        <w:rPr>
+          <w:b/>
+          <w:bCs/>
+        </w:rPr>
+      </w:pPr>
+    </w:p>
+    <w:p>
+      <w:pPr>
+        <w:spacing w:after="0"/>
+        <w:ind w:left="357"/>
+        <w:rPr>
+          <w:b/>
+          <w:bCs/>
+        </w:rPr>
+      </w:pPr>
+      <w:r>
+        <w:rPr>
+          <w:b/>
+          <w:bCs/>
+        </w:rPr>
+        <w:lastRenderedPageBreak/>
+        <w:t>Leia(</w:t>
+      </w:r>
+      <w:proofErr w:type="spellStart"/>
+      <w:r>
+        <w:rPr>
+          <w:b/>
+          <w:bCs/>
+        </w:rPr>
+        <w:t>opcao</w:t>
+      </w:r>
+      <w:proofErr w:type="spellEnd"/>
+      <w:r>
+        <w:rPr>
+          <w:b/>
+          <w:bCs/>
+        </w:rPr>
+        <w:t>) // Adiciona a opção escolhida ao vetor de histórico</w:t>
+      </w:r>
+    </w:p>
+    <w:p>
+      <w:pPr>
+        <w:spacing w:after="0"/>
+        <w:ind w:left="357"/>
+        <w:rPr>
+          <w:b/>
+          <w:bCs/>
+        </w:rPr>
+      </w:pPr>
+    </w:p>
+    <w:p>
+      <w:pPr>
+        <w:spacing w:after="0"/>
+        <w:ind w:left="357"/>
+        <w:rPr>
+          <w:b/>
+          <w:bCs/>
+        </w:rPr>
+      </w:pPr>
+      <w:r>
+        <w:rPr>
+          <w:b/>
+          <w:bCs/>
+        </w:rPr>
+        <w:t>Enquanto</w:t>
+      </w:r>
+      <w:r>
+        <w:rPr>
+          <w:b/>
+          <w:bCs/>
+        </w:rPr>
+        <w:t xml:space="preserve"> (</w:t>
+      </w:r>
+      <w:proofErr w:type="spellStart"/>
+      <w:r>
+        <w:rPr>
+          <w:b/>
+          <w:bCs/>
+        </w:rPr>
+        <w:t>opcao</w:t>
+      </w:r>
+      <w:proofErr w:type="spellEnd"/>
+      <w:r>
+        <w:rPr>
+          <w:b/>
+          <w:bCs/>
+        </w:rPr>
+        <w:t xml:space="preserve"> &gt;= 0 </w:t>
+      </w:r>
+      <w:r>
+        <w:rPr>
+          <w:b/>
+          <w:bCs/>
+        </w:rPr>
+        <w:t>e</w:t>
+      </w:r>
+      <w:r>
+        <w:rPr>
+          <w:b/>
+          <w:bCs/>
+        </w:rPr>
+        <w:t xml:space="preserve"> </w:t>
+      </w:r>
+      <w:proofErr w:type="spellStart"/>
+      <w:r>
+        <w:rPr>
+          <w:b/>
+          <w:bCs/>
+        </w:rPr>
+        <w:t>opcao</w:t>
+      </w:r>
+      <w:proofErr w:type="spellEnd"/>
+      <w:r>
+        <w:rPr>
+          <w:b/>
+          <w:bCs/>
+        </w:rPr>
+        <w:t xml:space="preserve"> &lt;= 6</w:t>
+      </w:r>
+      <w:r>
+        <w:rPr>
+          <w:b/>
+          <w:bCs/>
+        </w:rPr>
+        <w:t>)</w:t>
+      </w:r>
+    </w:p>
+    <w:p>
+      <w:pPr>
+        <w:spacing w:after="0"/>
+        <w:ind w:left="357" w:firstLine="357"/>
+        <w:rPr>
+          <w:b/>
+          <w:bCs/>
+        </w:rPr>
+      </w:pPr>
+      <w:proofErr w:type="spellStart"/>
+      <w:r>
+        <w:rPr>
+          <w:b/>
+          <w:bCs/>
+        </w:rPr>
+        <w:t>Inserir</w:t>
+      </w:r>
+      <w:proofErr w:type="gramStart"/>
+      <w:r>
+        <w:rPr>
+          <w:b/>
+          <w:bCs/>
+        </w:rPr>
+        <w:t>_No</w:t>
+      </w:r>
+      <w:proofErr w:type="gramEnd"/>
+      <w:r>
+        <w:rPr>
+          <w:b/>
+          <w:bCs/>
+        </w:rPr>
+        <w:t>_Final</w:t>
+      </w:r>
+      <w:proofErr w:type="gramStart"/>
+      <w:r>
+        <w:rPr>
+          <w:b/>
+          <w:bCs/>
+        </w:rPr>
+        <w:t>_Do</w:t>
+      </w:r>
+      <w:proofErr w:type="gramEnd"/>
+      <w:r>
+        <w:rPr>
+          <w:b/>
+          <w:bCs/>
+        </w:rPr>
+        <w:t>_</w:t>
+      </w:r>
+      <w:proofErr w:type="gramStart"/>
+      <w:r>
+        <w:rPr>
+          <w:b/>
+          <w:bCs/>
+        </w:rPr>
+        <w:t>Vetor</w:t>
+      </w:r>
+      <w:proofErr w:type="spellEnd"/>
+      <w:r>
+        <w:rPr>
+          <w:b/>
+          <w:bCs/>
+        </w:rPr>
+        <w:t>(</w:t>
+      </w:r>
+      <w:proofErr w:type="spellStart"/>
+      <w:proofErr w:type="gramEnd"/>
+      <w:r>
+        <w:rPr>
+          <w:b/>
+          <w:bCs/>
+        </w:rPr>
+        <w:t>historico</w:t>
+      </w:r>
+      <w:proofErr w:type="spellEnd"/>
+      <w:r>
+        <w:rPr>
+          <w:b/>
+          <w:bCs/>
+        </w:rPr>
+        <w:t xml:space="preserve">, </w:t>
+      </w:r>
+      <w:proofErr w:type="spellStart"/>
+      <w:r>
+        <w:rPr>
+          <w:b/>
+          <w:bCs/>
+        </w:rPr>
+        <w:t>opcao</w:t>
+      </w:r>
+      <w:proofErr w:type="spellEnd"/>
+      <w:r>
+        <w:rPr>
+          <w:b/>
+          <w:bCs/>
+        </w:rPr>
+        <w:t>)</w:t>
+      </w:r>
+    </w:p>
+    <w:p>
+      <w:pPr>
+        <w:spacing w:after="0"/>
+        <w:ind w:left="357"/>
+        <w:rPr>
+          <w:b/>
+          <w:bCs/>
+        </w:rPr>
+      </w:pPr>
+      <w:proofErr w:type="spellStart"/>
+      <w:r>
+        <w:rPr>
+          <w:b/>
+          <w:bCs/>
+        </w:rPr>
+        <w:t>Fim</w:t>
+      </w:r>
+      <w:r>
+        <w:rPr>
+          <w:b/>
+          <w:bCs/>
+        </w:rPr>
+        <w:t>Enquanto</w:t>
+      </w:r>
+      <w:proofErr w:type="spellEnd"/>
+    </w:p>
+    <w:p>
+      <w:pPr>
+        <w:spacing w:after="0"/>
+        <w:ind w:left="357"/>
+        <w:rPr>
+          <w:b/>
+          <w:bCs/>
+        </w:rPr>
+      </w:pPr>
+    </w:p>
+    <w:p>
+      <w:pPr>
+        <w:spacing w:after="0"/>
+        <w:ind w:left="357"/>
+        <w:rPr>
+          <w:b/>
+          <w:bCs/>
+        </w:rPr>
+      </w:pPr>
+      <w:r>
+        <w:rPr>
+          <w:b/>
+          <w:bCs/>
+        </w:rPr>
+        <w:t xml:space="preserve">Escolha </w:t>
+      </w:r>
+      <w:r>
+        <w:rPr>
+          <w:b/>
+          <w:bCs/>
+        </w:rPr>
+        <w:t>opção</w:t>
+      </w:r>
+    </w:p>
+    <w:p>
+      <w:pPr>
+        <w:spacing w:after="0"/>
+        <w:ind w:left="357" w:firstLine="357"/>
+        <w:rPr>
+          <w:b/>
+          <w:bCs/>
+        </w:rPr>
+      </w:pPr>
+      <w:r>
+        <w:rPr>
+          <w:b/>
+          <w:bCs/>
+        </w:rPr>
+        <w:t xml:space="preserve">Caso 1: </w:t>
+      </w:r>
+      <w:proofErr w:type="gramStart"/>
+      <w:r>
+        <w:rPr>
+          <w:b/>
+          <w:bCs/>
+        </w:rPr>
+        <w:t>Escreva(</w:t>
+      </w:r>
+      <w:proofErr w:type="gramEnd"/>
+      <w:r>
+        <w:rPr>
+          <w:b/>
+          <w:bCs/>
+        </w:rPr>
+        <w:t>"OK! Você quer explorar posts!")</w:t>
+      </w:r>
+    </w:p>
+    <w:p>
+      <w:pPr>
+        <w:spacing w:after="0"/>
+        <w:ind w:left="357" w:firstLine="357"/>
+        <w:rPr>
+          <w:b/>
+          <w:bCs/>
+        </w:rPr>
+      </w:pPr>
+      <w:r>
+        <w:rPr>
+          <w:b/>
+          <w:bCs/>
+        </w:rPr>
+        <w:t xml:space="preserve">Caso 2: </w:t>
+      </w:r>
+      <w:proofErr w:type="gramStart"/>
+      <w:r>
+        <w:rPr>
+          <w:b/>
+          <w:bCs/>
+        </w:rPr>
+        <w:t>Escreva(</w:t>
+      </w:r>
+      <w:proofErr w:type="gramEnd"/>
+      <w:r>
+        <w:rPr>
+          <w:b/>
+          <w:bCs/>
+        </w:rPr>
+        <w:t>"Muito bem! Você quer participar de um desafio!")</w:t>
+      </w:r>
+    </w:p>
+    <w:p>
+      <w:pPr>
+        <w:spacing w:after="0"/>
+        <w:ind w:left="357" w:firstLine="357"/>
+        <w:rPr>
+          <w:b/>
+          <w:bCs/>
+        </w:rPr>
+      </w:pPr>
+      <w:r>
+        <w:rPr>
+          <w:b/>
+          <w:bCs/>
+        </w:rPr>
+        <w:t xml:space="preserve">Caso 3: </w:t>
+      </w:r>
+      <w:proofErr w:type="gramStart"/>
+      <w:r>
+        <w:rPr>
+          <w:b/>
+          <w:bCs/>
+        </w:rPr>
+        <w:t>Escreva(</w:t>
+      </w:r>
+      <w:proofErr w:type="gramEnd"/>
+      <w:r>
+        <w:rPr>
+          <w:b/>
+          <w:bCs/>
+        </w:rPr>
+        <w:t>"Você pode curtir um post ou comentário!")</w:t>
+      </w:r>
+    </w:p>
+    <w:p>
+      <w:pPr>
+        <w:spacing w:after="0"/>
+        <w:ind w:left="357" w:firstLine="357"/>
+        <w:rPr>
+          <w:b/>
+          <w:bCs/>
+        </w:rPr>
+      </w:pPr>
+      <w:r>
+        <w:rPr>
+          <w:b/>
+          <w:bCs/>
+        </w:rPr>
+        <w:t xml:space="preserve">Caso 4: </w:t>
+      </w:r>
+      <w:proofErr w:type="gramStart"/>
+      <w:r>
+        <w:rPr>
+          <w:b/>
+          <w:bCs/>
+        </w:rPr>
+        <w:t>Escreva(</w:t>
+      </w:r>
+      <w:proofErr w:type="gramEnd"/>
+      <w:r>
+        <w:rPr>
+          <w:b/>
+          <w:bCs/>
+        </w:rPr>
+        <w:t>"Você quer comentar um post!")</w:t>
+      </w:r>
+    </w:p>
+    <w:p>
+      <w:pPr>
+        <w:spacing w:after="0"/>
+        <w:ind w:left="357" w:firstLine="357"/>
+        <w:rPr>
+          <w:b/>
+          <w:bCs/>
+        </w:rPr>
+      </w:pPr>
+      <w:r>
+        <w:rPr>
+          <w:b/>
+          <w:bCs/>
+        </w:rPr>
+        <w:t xml:space="preserve">Caso 5: </w:t>
+      </w:r>
+      <w:proofErr w:type="gramStart"/>
+      <w:r>
+        <w:rPr>
+          <w:b/>
+          <w:bCs/>
+        </w:rPr>
+        <w:t>Escreva(</w:t>
+      </w:r>
+      <w:proofErr w:type="gramEnd"/>
+      <w:r>
+        <w:rPr>
+          <w:b/>
+          <w:bCs/>
+        </w:rPr>
+        <w:t>"Você quer compartilhar um post!")</w:t>
+      </w:r>
+    </w:p>
+    <w:p>
+      <w:pPr>
+        <w:spacing w:after="0"/>
+        <w:ind w:left="357" w:firstLine="357"/>
+        <w:rPr>
+          <w:b/>
+          <w:bCs/>
+        </w:rPr>
+      </w:pPr>
+      <w:r>
+        <w:rPr>
+          <w:b/>
+          <w:bCs/>
+        </w:rPr>
+        <w:t xml:space="preserve">Caso 6: </w:t>
+      </w:r>
+      <w:proofErr w:type="gramStart"/>
+      <w:r>
+        <w:rPr>
+          <w:b/>
+          <w:bCs/>
+        </w:rPr>
+        <w:t>Escreva(</w:t>
+      </w:r>
+      <w:proofErr w:type="gramEnd"/>
+      <w:r>
+        <w:rPr>
+          <w:b/>
+          <w:bCs/>
+        </w:rPr>
+        <w:t>"Você quer salvar um post de perfil!")</w:t>
+      </w:r>
+    </w:p>
+    <w:p>
+      <w:pPr>
+        <w:spacing w:after="0"/>
+        <w:ind w:left="357" w:firstLine="357"/>
+        <w:rPr>
+          <w:b/>
+          <w:bCs/>
+        </w:rPr>
+      </w:pPr>
+      <w:r>
+        <w:rPr>
+          <w:b/>
+          <w:bCs/>
+        </w:rPr>
+        <w:t xml:space="preserve">Caso 0: </w:t>
+      </w:r>
+      <w:proofErr w:type="gramStart"/>
+      <w:r>
+        <w:rPr>
+          <w:b/>
+          <w:bCs/>
+        </w:rPr>
+        <w:t>Escreva(</w:t>
+      </w:r>
+      <w:proofErr w:type="gramEnd"/>
+      <w:r>
+        <w:rPr>
+          <w:b/>
+          <w:bCs/>
+        </w:rPr>
+        <w:t xml:space="preserve">"Obrigado por usar a </w:t>
+      </w:r>
+      <w:proofErr w:type="spellStart"/>
+      <w:r>
+        <w:rPr>
+          <w:b/>
+          <w:bCs/>
+        </w:rPr>
+        <w:t>SoulUp</w:t>
+      </w:r>
+      <w:proofErr w:type="spellEnd"/>
+      <w:r>
+        <w:rPr>
+          <w:b/>
+          <w:bCs/>
+        </w:rPr>
+        <w:t>! Até a próxima!")</w:t>
+      </w:r>
+    </w:p>
+    <w:p>
+      <w:pPr>
+        <w:spacing w:after="0"/>
+        <w:ind w:left="357" w:firstLine="357"/>
+        <w:rPr>
+          <w:b/>
+          <w:bCs/>
+        </w:rPr>
+      </w:pPr>
+      <w:r>
+        <w:rPr>
+          <w:b/>
+          <w:bCs/>
+        </w:rPr>
+        <w:t xml:space="preserve">Caso </w:t>
+      </w:r>
+      <w:r>
+        <w:rPr>
+          <w:b/>
+          <w:bCs/>
+        </w:rPr>
+        <w:t xml:space="preserve">outra </w:t>
+      </w:r>
+      <w:proofErr w:type="spellStart"/>
+      <w:r>
+        <w:rPr>
+          <w:b/>
+          <w:bCs/>
+        </w:rPr>
+        <w:t>op</w:t>
+      </w:r>
+      <w:r>
+        <w:rPr>
+          <w:b/>
+          <w:bCs/>
+        </w:rPr>
+        <w:t>cao</w:t>
+      </w:r>
+      <w:proofErr w:type="spellEnd"/>
+      <w:r>
+        <w:rPr>
+          <w:b/>
+          <w:bCs/>
+        </w:rPr>
+        <w:t xml:space="preserve">: </w:t>
+      </w:r>
+      <w:proofErr w:type="gramStart"/>
+      <w:r>
+        <w:rPr>
+          <w:b/>
+          <w:bCs/>
+        </w:rPr>
+        <w:t>Escreva(</w:t>
+      </w:r>
+      <w:proofErr w:type="gramEnd"/>
+      <w:r>
+        <w:rPr>
+          <w:b/>
+          <w:bCs/>
+        </w:rPr>
+        <w:t>"Você escolheu uma opção incorreta!!")</w:t>
+      </w:r>
+    </w:p>
+    <w:p>
+      <w:pPr>
+        <w:spacing w:after="0"/>
+        <w:ind w:left="357"/>
+        <w:rPr>
+          <w:b/>
+          <w:bCs/>
+        </w:rPr>
+      </w:pPr>
+      <w:proofErr w:type="spellStart"/>
+      <w:r>
+        <w:rPr>
+          <w:b/>
+          <w:bCs/>
+        </w:rPr>
+        <w:t>FimEscolha</w:t>
+      </w:r>
+      <w:proofErr w:type="spellEnd"/>
+      <w:r>
+        <w:rPr>
+          <w:b/>
+          <w:bCs/>
+        </w:rPr>
+        <w:t xml:space="preserve"> Até Que (</w:t>
+      </w:r>
+      <w:proofErr w:type="spellStart"/>
+      <w:r>
+        <w:rPr>
+          <w:b/>
+          <w:bCs/>
+        </w:rPr>
+        <w:t>opcao</w:t>
+      </w:r>
+      <w:proofErr w:type="spellEnd"/>
+      <w:r>
+        <w:rPr>
+          <w:b/>
+          <w:bCs/>
+        </w:rPr>
+        <w:t xml:space="preserve"> == 0) // Sai do laço se digitar 0</w:t>
+      </w:r>
+    </w:p>
+    <w:p>
+      <w:pPr>
+        <w:spacing w:after="0"/>
+        <w:ind w:left="357"/>
+        <w:rPr>
+          <w:b/>
+          <w:bCs/>
+        </w:rPr>
+      </w:pPr>
+    </w:p>
+    <w:p>
+      <w:pPr>
+        <w:spacing w:after="0"/>
+        <w:ind w:left="357"/>
+        <w:rPr>
+          <w:b/>
+          <w:bCs/>
+        </w:rPr>
+      </w:pPr>
+      <w:r>
+        <w:rPr>
+          <w:b/>
+          <w:bCs/>
+        </w:rPr>
+        <w:t xml:space="preserve">// Exibição do histórico utilizando um laço para percorrer a lista </w:t>
+      </w:r>
+    </w:p>
+    <w:p>
+      <w:pPr>
+        <w:spacing w:after="0"/>
+        <w:ind w:left="357"/>
+        <w:rPr>
+          <w:b/>
+          <w:bCs/>
+        </w:rPr>
+      </w:pPr>
+      <w:proofErr w:type="gramStart"/>
+      <w:r>
+        <w:rPr>
+          <w:b/>
+          <w:bCs/>
+        </w:rPr>
+        <w:t>Escreva</w:t>
+      </w:r>
+      <w:r>
+        <w:rPr>
+          <w:b/>
+          <w:bCs/>
+        </w:rPr>
+        <w:t>(</w:t>
+      </w:r>
+      <w:proofErr w:type="gramEnd"/>
+      <w:r>
+        <w:rPr>
+          <w:b/>
+          <w:bCs/>
+        </w:rPr>
+        <w:t>“</w:t>
+      </w:r>
+      <w:r>
+        <w:rPr>
+          <w:b/>
+          <w:bCs/>
+        </w:rPr>
+        <w:t>Histórico final de navegação</w:t>
+      </w:r>
+      <w:r>
+        <w:rPr>
+          <w:b/>
+          <w:bCs/>
+        </w:rPr>
+        <w:t>”)</w:t>
+      </w:r>
+    </w:p>
+    <w:p>
+      <w:pPr>
+        <w:spacing w:after="0"/>
+        <w:ind w:left="357"/>
+        <w:rPr>
+          <w:b/>
+          <w:bCs/>
+        </w:rPr>
+      </w:pPr>
+    </w:p>
+    <w:p>
+      <w:pPr>
+        <w:spacing w:after="0"/>
+        <w:ind w:left="357"/>
+        <w:rPr>
+          <w:b/>
+          <w:bCs/>
+        </w:rPr>
+      </w:pPr>
+      <w:r>
+        <w:rPr>
+          <w:b/>
+          <w:bCs/>
+        </w:rPr>
+        <w:t>P</w:t>
+      </w:r>
+      <w:r>
+        <w:rPr>
+          <w:b/>
+          <w:bCs/>
+        </w:rPr>
+        <w:t xml:space="preserve">ara </w:t>
+      </w:r>
+      <w:r>
+        <w:rPr>
+          <w:b/>
+          <w:bCs/>
+        </w:rPr>
+        <w:t>um contador em c</w:t>
+      </w:r>
+      <w:r>
+        <w:rPr>
+          <w:b/>
+          <w:bCs/>
+        </w:rPr>
+        <w:t xml:space="preserve">ada item </w:t>
+      </w:r>
+      <w:r>
+        <w:rPr>
+          <w:b/>
+          <w:bCs/>
+        </w:rPr>
+        <w:t>do</w:t>
+      </w:r>
+      <w:r>
+        <w:rPr>
+          <w:b/>
+          <w:bCs/>
+        </w:rPr>
+        <w:t xml:space="preserve"> </w:t>
+      </w:r>
+      <w:proofErr w:type="spellStart"/>
+      <w:proofErr w:type="gramStart"/>
+      <w:r>
+        <w:rPr>
+          <w:b/>
+          <w:bCs/>
+        </w:rPr>
+        <w:t>historico</w:t>
+      </w:r>
+      <w:proofErr w:type="spellEnd"/>
+      <w:r>
+        <w:rPr>
+          <w:b/>
+          <w:bCs/>
+        </w:rPr>
+        <w:t xml:space="preserve"> Faça</w:t>
+      </w:r>
+      <w:proofErr w:type="gramEnd"/>
+    </w:p>
+    <w:p>
+      <w:pPr>
+        <w:spacing w:after="0"/>
+        <w:ind w:left="357"/>
+        <w:rPr>
+          <w:b/>
+          <w:bCs/>
+        </w:rPr>
+      </w:pPr>
+    </w:p>
+    <w:p>
+      <w:pPr>
+        <w:spacing w:after="0"/>
+        <w:ind w:left="357"/>
+        <w:rPr>
+          <w:b/>
+          <w:bCs/>
+        </w:rPr>
+      </w:pPr>
+      <w:r>
+        <w:rPr>
+          <w:b/>
+          <w:bCs/>
+        </w:rPr>
+        <w:t xml:space="preserve">        contador</w:t>
+      </w:r>
+      <w:proofErr w:type="gramStart"/>
+      <w:r>
+        <w:rPr>
+          <w:b/>
+          <w:bCs/>
+        </w:rPr>
+        <w:t>2  =</w:t>
+      </w:r>
+      <w:proofErr w:type="gramEnd"/>
+      <w:r>
+        <w:rPr>
+          <w:b/>
+          <w:bCs/>
+        </w:rPr>
+        <w:t xml:space="preserve"> índice histórico + 1</w:t>
+      </w:r>
+    </w:p>
+    <w:p>
+      <w:pPr>
+        <w:spacing w:after="0"/>
+        <w:ind w:left="357"/>
+        <w:rPr>
+          <w:b/>
+          <w:bCs/>
+        </w:rPr>
+      </w:pPr>
+    </w:p>
+    <w:p>
+      <w:pPr>
+        <w:spacing w:after="0"/>
+        <w:ind w:left="357" w:firstLine="357"/>
+        <w:rPr>
+          <w:b/>
+          <w:bCs/>
+        </w:rPr>
+      </w:pPr>
+      <w:r>
+        <w:rPr>
+          <w:b/>
+          <w:bCs/>
+        </w:rPr>
+        <w:t xml:space="preserve">Se contador == </w:t>
+      </w:r>
+      <w:r>
+        <w:rPr>
+          <w:b/>
+          <w:bCs/>
+        </w:rPr>
+        <w:t xml:space="preserve">1: </w:t>
+      </w:r>
+      <w:proofErr w:type="gramStart"/>
+      <w:r>
+        <w:rPr>
+          <w:b/>
+          <w:bCs/>
+        </w:rPr>
+        <w:t>Escreva(</w:t>
+      </w:r>
+      <w:proofErr w:type="gramEnd"/>
+      <w:r>
+        <w:rPr>
+          <w:b/>
+          <w:bCs/>
+        </w:rPr>
+        <w:t>contador</w:t>
+      </w:r>
+      <w:r>
+        <w:rPr>
+          <w:b/>
+          <w:bCs/>
+        </w:rPr>
+        <w:t>2</w:t>
+      </w:r>
+      <w:r>
+        <w:rPr>
+          <w:b/>
+          <w:bCs/>
+        </w:rPr>
+        <w:t>, " - Você explorou posts!")</w:t>
+      </w:r>
+    </w:p>
+    <w:p>
+      <w:pPr>
+        <w:spacing w:after="0"/>
+        <w:ind w:left="357" w:firstLine="357"/>
+        <w:rPr>
+          <w:b/>
+          <w:bCs/>
+        </w:rPr>
+      </w:pPr>
+      <w:r>
+        <w:rPr>
+          <w:b/>
+          <w:bCs/>
+        </w:rPr>
+        <w:t xml:space="preserve">Se contador == </w:t>
+      </w:r>
+      <w:r>
+        <w:rPr>
+          <w:b/>
+          <w:bCs/>
+        </w:rPr>
+        <w:t xml:space="preserve">2: </w:t>
+      </w:r>
+      <w:proofErr w:type="gramStart"/>
+      <w:r>
+        <w:rPr>
+          <w:b/>
+          <w:bCs/>
+        </w:rPr>
+        <w:t>Escreva(</w:t>
+      </w:r>
+      <w:proofErr w:type="gramEnd"/>
+      <w:r>
+        <w:rPr>
+          <w:b/>
+          <w:bCs/>
+        </w:rPr>
+        <w:t>contador</w:t>
+      </w:r>
+      <w:r>
+        <w:rPr>
+          <w:b/>
+          <w:bCs/>
+        </w:rPr>
+        <w:t>2</w:t>
+      </w:r>
+      <w:r>
+        <w:rPr>
+          <w:b/>
+          <w:bCs/>
+        </w:rPr>
+        <w:t>, " - Você participou de um desafio!")</w:t>
+      </w:r>
+    </w:p>
+    <w:p>
+      <w:pPr>
+        <w:spacing w:after="0"/>
+        <w:ind w:left="357" w:firstLine="357"/>
+        <w:rPr>
+          <w:b/>
+          <w:bCs/>
+        </w:rPr>
+      </w:pPr>
+      <w:r>
+        <w:rPr>
+          <w:b/>
+          <w:bCs/>
+        </w:rPr>
+        <w:t>Se contador == 3:</w:t>
+      </w:r>
+      <w:r>
+        <w:rPr>
+          <w:b/>
+          <w:bCs/>
+        </w:rPr>
+        <w:t xml:space="preserve"> </w:t>
+      </w:r>
+      <w:proofErr w:type="gramStart"/>
+      <w:r>
+        <w:rPr>
+          <w:b/>
+          <w:bCs/>
+        </w:rPr>
+        <w:t>Escreva(</w:t>
+      </w:r>
+      <w:proofErr w:type="gramEnd"/>
+      <w:r>
+        <w:rPr>
+          <w:b/>
+          <w:bCs/>
+        </w:rPr>
+        <w:t>contador</w:t>
+      </w:r>
+      <w:r>
+        <w:rPr>
+          <w:b/>
+          <w:bCs/>
+        </w:rPr>
+        <w:t>2</w:t>
+      </w:r>
+      <w:r>
+        <w:rPr>
+          <w:b/>
+          <w:bCs/>
+        </w:rPr>
+        <w:t xml:space="preserve">, " - Você </w:t>
+      </w:r>
+      <w:proofErr w:type="gramStart"/>
+      <w:r>
+        <w:rPr>
+          <w:b/>
+          <w:bCs/>
+        </w:rPr>
+        <w:t>curtiu</w:t>
+      </w:r>
+      <w:proofErr w:type="gramEnd"/>
+      <w:r>
+        <w:rPr>
+          <w:b/>
+          <w:bCs/>
+        </w:rPr>
+        <w:t xml:space="preserve"> um post ou comentário!")</w:t>
+      </w:r>
+    </w:p>
+    <w:p>
+      <w:pPr>
+        <w:spacing w:after="0"/>
+        <w:ind w:left="357" w:firstLine="357"/>
+        <w:rPr>
+          <w:b/>
+          <w:bCs/>
+        </w:rPr>
+      </w:pPr>
+      <w:r>
+        <w:rPr>
+          <w:b/>
+          <w:bCs/>
+        </w:rPr>
+        <w:t xml:space="preserve">Se contador == 4: </w:t>
+      </w:r>
+      <w:proofErr w:type="gramStart"/>
+      <w:r>
+        <w:rPr>
+          <w:b/>
+          <w:bCs/>
+        </w:rPr>
+        <w:t>Escreva(</w:t>
+      </w:r>
+      <w:proofErr w:type="gramEnd"/>
+      <w:r>
+        <w:rPr>
+          <w:b/>
+          <w:bCs/>
+        </w:rPr>
+        <w:t>contador</w:t>
+      </w:r>
+      <w:r>
+        <w:rPr>
+          <w:b/>
+          <w:bCs/>
+        </w:rPr>
+        <w:t>2</w:t>
+      </w:r>
+      <w:r>
+        <w:rPr>
+          <w:b/>
+          <w:bCs/>
+        </w:rPr>
+        <w:t>, " - Você comentou um post!")</w:t>
+      </w:r>
+    </w:p>
+    <w:p>
+      <w:pPr>
+        <w:spacing w:after="0"/>
+        <w:ind w:left="357" w:firstLine="357"/>
+        <w:rPr>
+          <w:b/>
+          <w:bCs/>
+        </w:rPr>
+      </w:pPr>
+      <w:r>
+        <w:rPr>
+          <w:b/>
+          <w:bCs/>
+        </w:rPr>
+        <w:t>Se cont</w:t>
+      </w:r>
+      <w:r>
+        <w:rPr>
+          <w:b/>
+          <w:bCs/>
+        </w:rPr>
+        <w:t>a</w:t>
+      </w:r>
+      <w:r>
+        <w:rPr>
+          <w:b/>
+          <w:bCs/>
+        </w:rPr>
+        <w:t>dor == 5</w:t>
+      </w:r>
+      <w:r>
+        <w:rPr>
+          <w:b/>
+          <w:bCs/>
+        </w:rPr>
+        <w:t xml:space="preserve">: </w:t>
+      </w:r>
+      <w:proofErr w:type="gramStart"/>
+      <w:r>
+        <w:rPr>
+          <w:b/>
+          <w:bCs/>
+        </w:rPr>
+        <w:t>Escreva(</w:t>
+      </w:r>
+      <w:proofErr w:type="gramEnd"/>
+      <w:r>
+        <w:rPr>
+          <w:b/>
+          <w:bCs/>
+        </w:rPr>
+        <w:t>contador</w:t>
+      </w:r>
+      <w:r>
+        <w:rPr>
+          <w:b/>
+          <w:bCs/>
+        </w:rPr>
+        <w:t>2</w:t>
+      </w:r>
+      <w:r>
+        <w:rPr>
+          <w:b/>
+          <w:bCs/>
+        </w:rPr>
+        <w:t>, " - Você compartilhou um post!")</w:t>
+      </w:r>
+    </w:p>
+    <w:p>
+      <w:pPr>
+        <w:spacing w:after="0"/>
+        <w:ind w:left="357" w:firstLine="357"/>
+        <w:rPr>
+          <w:b/>
+          <w:bCs/>
+        </w:rPr>
+      </w:pPr>
+      <w:r>
+        <w:rPr>
+          <w:b/>
+          <w:bCs/>
+        </w:rPr>
+        <w:t>Se contado</w:t>
+      </w:r>
+      <w:r>
+        <w:rPr>
+          <w:b/>
+          <w:bCs/>
+        </w:rPr>
+        <w:t>r</w:t>
+      </w:r>
+      <w:r>
+        <w:rPr>
+          <w:b/>
+          <w:bCs/>
+        </w:rPr>
+        <w:t xml:space="preserve"> </w:t>
+      </w:r>
+      <w:r>
+        <w:rPr>
+          <w:b/>
+          <w:bCs/>
+        </w:rPr>
+        <w:t>== 6</w:t>
+      </w:r>
+      <w:r>
+        <w:rPr>
+          <w:b/>
+          <w:bCs/>
+        </w:rPr>
+        <w:t xml:space="preserve">: </w:t>
+      </w:r>
+      <w:proofErr w:type="gramStart"/>
+      <w:r>
+        <w:rPr>
+          <w:b/>
+          <w:bCs/>
+        </w:rPr>
+        <w:t>Escreva(</w:t>
+      </w:r>
+      <w:proofErr w:type="gramEnd"/>
+      <w:r>
+        <w:rPr>
+          <w:b/>
+          <w:bCs/>
+        </w:rPr>
+        <w:t>contador</w:t>
+      </w:r>
+      <w:r>
+        <w:rPr>
+          <w:b/>
+          <w:bCs/>
+        </w:rPr>
+        <w:t>2</w:t>
+      </w:r>
+      <w:r>
+        <w:rPr>
+          <w:b/>
+          <w:bCs/>
+        </w:rPr>
+        <w:t>, " - Você salvou um post de perfil!")</w:t>
+      </w:r>
+    </w:p>
+    <w:p>
+      <w:pPr>
+        <w:spacing w:after="0"/>
+        <w:ind w:left="357" w:firstLine="357"/>
+        <w:rPr>
+          <w:b/>
+          <w:bCs/>
+        </w:rPr>
+      </w:pPr>
+      <w:r>
+        <w:rPr>
+          <w:b/>
+          <w:bCs/>
+        </w:rPr>
+        <w:t>Se contador == 0</w:t>
+      </w:r>
+      <w:r>
+        <w:rPr>
+          <w:b/>
+          <w:bCs/>
+        </w:rPr>
+        <w:t xml:space="preserve">: </w:t>
+      </w:r>
+      <w:proofErr w:type="gramStart"/>
+      <w:r>
+        <w:rPr>
+          <w:b/>
+          <w:bCs/>
+        </w:rPr>
+        <w:t>Escreva(</w:t>
+      </w:r>
+      <w:proofErr w:type="gramEnd"/>
+      <w:r>
+        <w:rPr>
+          <w:b/>
+          <w:bCs/>
+        </w:rPr>
+        <w:t>contador</w:t>
+      </w:r>
+      <w:r>
+        <w:rPr>
+          <w:b/>
+          <w:bCs/>
+        </w:rPr>
+        <w:t>2</w:t>
+      </w:r>
+      <w:r>
+        <w:rPr>
+          <w:b/>
+          <w:bCs/>
+        </w:rPr>
+        <w:t>, " - Você saiu do menu!")</w:t>
+      </w:r>
+    </w:p>
+    <w:p>
+      <w:pPr>
+        <w:spacing w:after="0"/>
+        <w:ind w:left="357"/>
+        <w:rPr>
+          <w:b/>
+          <w:bCs/>
+        </w:rPr>
+      </w:pPr>
+    </w:p>
+    <w:p>
+      <w:pPr>
+        <w:spacing w:after="0"/>
+        <w:ind w:left="357"/>
+        <w:rPr>
+          <w:b/>
+          <w:bCs/>
+        </w:rPr>
+      </w:pPr>
+      <w:proofErr w:type="spellStart"/>
+      <w:r>
+        <w:rPr>
+          <w:b/>
+          <w:bCs/>
+        </w:rPr>
+        <w:t>FimPara</w:t>
+      </w:r>
+      <w:proofErr w:type="spellEnd"/>
+      <w:r>
+        <w:rPr>
+          <w:b/>
+          <w:bCs/>
+        </w:rPr>
+        <w:t xml:space="preserve"> </w:t>
+      </w:r>
+    </w:p>
+    <w:p>
+      <w:pPr>
+        <w:spacing w:after="0"/>
+        <w:ind w:left="357"/>
+        <w:rPr>
+          <w:b/>
+          <w:bCs/>
+        </w:rPr>
+      </w:pPr>
+    </w:p>
+    <w:p>
+      <w:pPr>
+        <w:spacing w:after="0"/>
+        <w:ind w:left="357"/>
+        <w:rPr>
+          <w:b/>
+          <w:bCs/>
+        </w:rPr>
+      </w:pPr>
+      <w:proofErr w:type="spellStart"/>
+      <w:r>
+        <w:rPr>
+          <w:b/>
+          <w:bCs/>
+        </w:rPr>
+        <w:t>FimAlgoritmo</w:t>
+      </w:r>
+      <w:proofErr w:type="spellEnd"/>
+    </w:p>
+    <w:p>
+      <w:pPr>
+        <w:spacing w:after="0"/>
+        <w:ind w:left="284"/>
+        <w:rPr>
+          <w:b/>
+          <w:bCs/>
+        </w:rPr>
+      </w:pPr>
+    </w:p>
+    <w:p>
+      <w:pPr>
+        <w:spacing w:after="0"/>
+        <w:rPr>
+          <w:b/>
+          <w:bCs/>
+        </w:rPr>
+      </w:pPr>
+    </w:p>
+    <w:p>
+      <w:pPr>
+        <w:spacing w:after="0"/>
+        <w:rPr>
+          <w:b/>
+          <w:bCs/>
+        </w:rPr>
+      </w:pPr>
+    </w:p>
+    <w:p>
+      <w:pPr>
+        <w:spacing w:after="0"/>
+        <w:rPr>
+          <w:b/>
+          <w:bCs/>
+        </w:rPr>
+      </w:pPr>
+    </w:p>
+    <w:p>
+      <w:pPr>
+        <w:spacing w:after="0"/>
+        <w:rPr>
+          <w:b/>
+          <w:bCs/>
+        </w:rPr>
+      </w:pPr>
+    </w:p>
+    <w:p>
+      <w:pPr>
+        <w:spacing w:after="0"/>
+        <w:rPr>
+          <w:b/>
+          <w:bCs/>
+        </w:rPr>
+      </w:pPr>
+    </w:p>
+    <w:p>
+      <w:pPr>
+        <w:spacing w:after="0"/>
+        <w:rPr>
+          <w:b/>
+          <w:bCs/>
+        </w:rPr>
+      </w:pPr>
+    </w:p>
+    <w:p>
+      <w:pPr>
+        <w:spacing w:after="0"/>
+        <w:rPr>
+          <w:b/>
+          <w:bCs/>
+        </w:rPr>
+      </w:pPr>
+    </w:p>
+    <w:p>
+      <w:pPr>
+        <w:spacing w:after="0"/>
+        <w:rPr>
+          <w:b/>
+          <w:bCs/>
+        </w:rPr>
+      </w:pPr>
+    </w:p>
+    <w:p>
+      <w:pPr>
+        <w:spacing w:after="0"/>
+        <w:rPr>
+          <w:b/>
+          <w:bCs/>
+        </w:rPr>
+      </w:pPr>
+    </w:p>
+    <w:p>
+      <w:pPr>
+        <w:spacing w:after="0"/>
+        <w:rPr>
+          <w:b/>
+          <w:bCs/>
+        </w:rPr>
+      </w:pPr>
+    </w:p>
+    <w:p>
+      <w:pPr>
+        <w:spacing w:after="0"/>
+        <w:rPr>
+          <w:b/>
+          <w:bCs/>
+        </w:rPr>
+      </w:pPr>
+    </w:p>
+    <w:p>
+      <w:pPr>
+        <w:spacing w:after="0"/>
+        <w:rPr>
+          <w:b/>
+          <w:bCs/>
+        </w:rPr>
+      </w:pPr>
+    </w:p>
+    <w:p>
+      <w:pPr>
+        <w:pStyle w:val="Ttulo1"/>
+        <w:numPr>
+          <w:ilvl w:val="0"/>
+          <w:numId w:val="2"/>
+        </w:numPr>
+        <w:ind w:left="357" w:hanging="357"/>
+        <w:rPr>
+          <w:rFonts w:ascii="Arial" w:hAnsi="Arial" w:cs="Arial"/>
+          <w:b/>
+          <w:bCs/>
+          <w:color w:val="auto"/>
+          <w:sz w:val="24"/>
+          <w:szCs w:val="24"/>
+        </w:rPr>
+      </w:pPr>
+      <w:bookmarkStart w:id="4" w:name="_Toc230468541"/>
+      <w:r>
+        <w:rPr>
+          <w:rFonts w:ascii="Arial" w:hAnsi="Arial" w:cs="Arial"/>
+          <w:b/>
+          <w:bCs/>
+          <w:color w:val="auto"/>
+          <w:sz w:val="24"/>
+          <w:szCs w:val="24"/>
+        </w:rPr>
         <w:lastRenderedPageBreak/>
         <w:t>FLUXOGRAMA</w:t>
       </w:r>
-      <w:bookmarkEnd w:id="3"/>
+      <w:bookmarkEnd w:id="4"/>
     </w:p>
     <w:p/>
     <w:p>
@@ -3105,6 +3350,9 @@
         </w:rPr>
       </w:pPr>
       <w:r>
+        <w:rPr>
+          <w:noProof/>
+        </w:rPr>
         <w:drawing>
           <wp:inline distT="0" distB="0" distL="0" distR="0" wp14:anchorId="28B528BB" wp14:editId="37AE7909">
             <wp:extent cx="5238924" cy="8107045"/>
@@ -3123,7 +3371,7 @@
                     </pic:cNvPicPr>
                   </pic:nvPicPr>
                   <pic:blipFill>
-                    <a:blip r:embed="rId7">
+                    <a:blip r:embed="rId9">
                       <a:extLst>
                         <a:ext uri="{28A0092B-C50C-407E-A947-70E740481C1C}">
                           <a14:useLocalDpi xmlns:a14="http://schemas.microsoft.com/office/drawing/2010/main" val="0"/>
@@ -3958,6 +4206,7 @@
   <w:style w:type="character" w:default="1" w:styleId="Fontepargpadro">
     <w:name w:val="Default Paragraph Font"/>
     <w:uiPriority w:val="1"/>
+    <w:semiHidden/>
     <w:unhideWhenUsed/>
   </w:style>
   <w:style w:type="table" w:default="1" w:styleId="Tabelanormal">
@@ -4332,6 +4581,30 @@
       <w:u w:val="single"/>
     </w:rPr>
   </w:style>
+  <w:style w:type="character" w:styleId="MenoPendente">
+    <w:name w:val="Unresolved Mention"/>
+    <w:basedOn w:val="Fontepargpadro"/>
+    <w:uiPriority w:val="99"/>
+    <w:semiHidden/>
+    <w:unhideWhenUsed/>
+    <w:rsid w:val="00DC5000"/>
+    <w:rPr>
+      <w:color w:val="605E5C"/>
+      <w:shd w:val="clear" w:color="auto" w:fill="E1DFDD"/>
+    </w:rPr>
+  </w:style>
+  <w:style w:type="character" w:styleId="HiperlinkVisitado">
+    <w:name w:val="FollowedHyperlink"/>
+    <w:basedOn w:val="Fontepargpadro"/>
+    <w:uiPriority w:val="99"/>
+    <w:semiHidden/>
+    <w:unhideWhenUsed/>
+    <w:rsid w:val="00DC5000"/>
+    <w:rPr>
+      <w:color w:val="96607D" w:themeColor="followedHyperlink"/>
+      <w:u w:val="single"/>
+    </w:rPr>
+  </w:style>
 </w:styles>
 </file>
 
